--- a/References/Chapter 1.docx
+++ b/References/Chapter 1.docx
@@ -33,14 +33,7 @@
           <w:sz w:val="24"/>
           <w:szCs w:val="24"/>
         </w:rPr>
-        <w:t>Bridget, Robinson</w:t>
-      </w:r>
-      <w:r>
-        <w:rPr>
-          <w:sz w:val="24"/>
-          <w:szCs w:val="24"/>
-        </w:rPr>
-        <w:t>-</w:t>
+        <w:t>Bridget, Robinson-</w:t>
       </w:r>
       <w:proofErr w:type="spellStart"/>
       <w:r>
@@ -56,28 +49,7 @@
           <w:sz w:val="24"/>
           <w:szCs w:val="24"/>
         </w:rPr>
-        <w:t>.</w:t>
-      </w:r>
-      <w:r>
-        <w:rPr>
-          <w:sz w:val="24"/>
-          <w:szCs w:val="24"/>
-        </w:rPr>
-        <w:t xml:space="preserve">, &amp; </w:t>
-      </w:r>
-      <w:r>
-        <w:rPr>
-          <w:sz w:val="24"/>
-          <w:szCs w:val="24"/>
-        </w:rPr>
-        <w:t xml:space="preserve">Gregory. L., </w:t>
-      </w:r>
-      <w:r>
-        <w:rPr>
-          <w:sz w:val="24"/>
-          <w:szCs w:val="24"/>
-        </w:rPr>
-        <w:t>Robinson-</w:t>
+        <w:t>., &amp; Gregory. L., Robinson-</w:t>
       </w:r>
       <w:proofErr w:type="spellStart"/>
       <w:r>
@@ -93,14 +65,7 @@
           <w:sz w:val="24"/>
           <w:szCs w:val="24"/>
         </w:rPr>
-        <w:t xml:space="preserve">. </w:t>
-      </w:r>
-      <w:r>
-        <w:rPr>
-          <w:sz w:val="24"/>
-          <w:szCs w:val="24"/>
-        </w:rPr>
-        <w:t xml:space="preserve">(2008). </w:t>
+        <w:t xml:space="preserve">. (2008). </w:t>
       </w:r>
       <w:r>
         <w:rPr>
@@ -132,21 +97,22 @@
           <w:sz w:val="24"/>
           <w:szCs w:val="24"/>
         </w:rPr>
-        <w:t>Rouse</w:t>
-      </w:r>
-      <w:r>
-        <w:rPr>
-          <w:sz w:val="24"/>
-          <w:szCs w:val="24"/>
-        </w:rPr>
-        <w:t>, Margaret</w:t>
-      </w:r>
-      <w:r>
-        <w:rPr>
-          <w:sz w:val="24"/>
-          <w:szCs w:val="24"/>
-        </w:rPr>
-        <w:t>.</w:t>
+        <w:t xml:space="preserve">Rouse, Margaret. (2012). </w:t>
+      </w:r>
+      <w:r>
+        <w:rPr>
+          <w:i/>
+          <w:sz w:val="24"/>
+          <w:szCs w:val="24"/>
+        </w:rPr>
+        <w:t>What is facial recognition? - Definition from WhatIs.com</w:t>
+      </w:r>
+      <w:r>
+        <w:rPr>
+          <w:sz w:val="24"/>
+          <w:szCs w:val="24"/>
+        </w:rPr>
+        <w:t>. [online] Available at:</w:t>
       </w:r>
       <w:r>
         <w:rPr>
@@ -155,36 +121,7 @@
         </w:rPr>
         <w:t xml:space="preserve"> </w:t>
       </w:r>
-      <w:r>
-        <w:rPr>
-          <w:sz w:val="24"/>
-          <w:szCs w:val="24"/>
-        </w:rPr>
-        <w:t xml:space="preserve">(2012). </w:t>
-      </w:r>
-      <w:r>
-        <w:rPr>
-          <w:i/>
-          <w:sz w:val="24"/>
-          <w:szCs w:val="24"/>
-        </w:rPr>
-        <w:t>What is facial recognition? - Definition from WhatIs.com</w:t>
-      </w:r>
-      <w:r>
-        <w:rPr>
-          <w:sz w:val="24"/>
-          <w:szCs w:val="24"/>
-        </w:rPr>
-        <w:t>. [online] Available at:</w:t>
-      </w:r>
-      <w:r>
-        <w:rPr>
-          <w:sz w:val="24"/>
-          <w:szCs w:val="24"/>
-        </w:rPr>
-        <w:t xml:space="preserve"> </w:t>
-      </w:r>
-      <w:hyperlink r:id="rId4" w:history="1">
+      <w:hyperlink r:id="rId5" w:history="1">
         <w:r>
           <w:rPr>
             <w:rStyle w:val="Hyperlink"/>
@@ -200,55 +137,7 @@
           <w:sz w:val="24"/>
           <w:szCs w:val="24"/>
         </w:rPr>
-        <w:t xml:space="preserve">[Accessed </w:t>
-      </w:r>
-      <w:r>
-        <w:rPr>
-          <w:color w:val="000000"/>
-          <w:sz w:val="24"/>
-          <w:szCs w:val="24"/>
-        </w:rPr>
-        <w:t>3</w:t>
-      </w:r>
-      <w:r>
-        <w:rPr>
-          <w:color w:val="000000"/>
-          <w:sz w:val="24"/>
-          <w:szCs w:val="24"/>
-        </w:rPr>
-        <w:t xml:space="preserve"> </w:t>
-      </w:r>
-      <w:r>
-        <w:rPr>
-          <w:color w:val="000000"/>
-          <w:sz w:val="24"/>
-          <w:szCs w:val="24"/>
-        </w:rPr>
-        <w:t>November</w:t>
-      </w:r>
-      <w:r>
-        <w:rPr>
-          <w:color w:val="000000"/>
-          <w:sz w:val="24"/>
-          <w:szCs w:val="24"/>
-        </w:rPr>
-        <w:t>. 20</w:t>
-      </w:r>
-      <w:r>
-        <w:rPr>
-          <w:color w:val="000000"/>
-          <w:sz w:val="24"/>
-          <w:szCs w:val="24"/>
-        </w:rPr>
-        <w:t>23</w:t>
-      </w:r>
-      <w:r>
-        <w:rPr>
-          <w:color w:val="000000"/>
-          <w:sz w:val="24"/>
-          <w:szCs w:val="24"/>
-        </w:rPr>
-        <w:t>].</w:t>
+        <w:t>[Accessed 3 November. 2023].</w:t>
       </w:r>
     </w:p>
     <w:p/>
@@ -259,27 +148,13 @@
           <w:szCs w:val="24"/>
         </w:rPr>
       </w:pPr>
-      <w:hyperlink r:id="rId5">
+      <w:hyperlink r:id="rId6">
         <w:r>
           <w:rPr>
             <w:sz w:val="24"/>
             <w:szCs w:val="24"/>
           </w:rPr>
-          <w:t>Robert</w:t>
-        </w:r>
-        <w:r>
-          <w:rPr>
-            <w:sz w:val="24"/>
-            <w:szCs w:val="24"/>
-          </w:rPr>
-          <w:t>,</w:t>
-        </w:r>
-        <w:r>
-          <w:rPr>
-            <w:sz w:val="24"/>
-            <w:szCs w:val="24"/>
-          </w:rPr>
-          <w:t xml:space="preserve"> Silk</w:t>
+          <w:t>Robert, Silk</w:t>
         </w:r>
       </w:hyperlink>
       <w:r>
@@ -302,16 +177,9 @@
           <w:sz w:val="24"/>
           <w:szCs w:val="24"/>
         </w:rPr>
-        <w:t>. [online] Available at:</w:t>
-      </w:r>
-      <w:r>
-        <w:rPr>
-          <w:sz w:val="24"/>
-          <w:szCs w:val="24"/>
-        </w:rPr>
-        <w:t xml:space="preserve"> </w:t>
-      </w:r>
-      <w:hyperlink r:id="rId6" w:history="1">
+        <w:t xml:space="preserve">. [online] Available at: </w:t>
+      </w:r>
+      <w:hyperlink r:id="rId7" w:history="1">
         <w:r>
           <w:rPr>
             <w:rStyle w:val="Hyperlink"/>
@@ -355,43 +223,13 @@
           <w:szCs w:val="24"/>
         </w:rPr>
       </w:pPr>
-      <w:hyperlink r:id="rId7" w:anchor="_ga%3D2.33904934.647560575.1521956578-2116359232.1521956578">
+      <w:hyperlink r:id="rId8" w:anchor="_ga%3D2.33904934.647560575.1521956578-2116359232.1521956578">
         <w:r>
           <w:rPr>
             <w:sz w:val="24"/>
             <w:szCs w:val="24"/>
           </w:rPr>
-          <w:t>Sidney</w:t>
-        </w:r>
-        <w:r>
-          <w:rPr>
-            <w:sz w:val="24"/>
-            <w:szCs w:val="24"/>
-          </w:rPr>
-          <w:t>,</w:t>
-        </w:r>
-        <w:r>
-          <w:rPr>
-            <w:sz w:val="24"/>
-            <w:szCs w:val="24"/>
-          </w:rPr>
-          <w:t xml:space="preserve"> </w:t>
-        </w:r>
-        <w:proofErr w:type="spellStart"/>
-        <w:r>
-          <w:rPr>
-            <w:sz w:val="24"/>
-            <w:szCs w:val="24"/>
-          </w:rPr>
-          <w:t>Fussell</w:t>
-        </w:r>
-        <w:proofErr w:type="spellEnd"/>
-        <w:r>
-          <w:rPr>
-            <w:sz w:val="24"/>
-            <w:szCs w:val="24"/>
-          </w:rPr>
-          <w:t xml:space="preserve">. </w:t>
+          <w:t xml:space="preserve">Sidney, Fussell. </w:t>
         </w:r>
       </w:hyperlink>
       <w:r>
@@ -414,14 +252,7 @@
           <w:sz w:val="24"/>
           <w:szCs w:val="24"/>
         </w:rPr>
-        <w:t>. [online] Available at:</w:t>
-      </w:r>
-      <w:r>
-        <w:rPr>
-          <w:sz w:val="24"/>
-          <w:szCs w:val="24"/>
-        </w:rPr>
-        <w:t xml:space="preserve"> </w:t>
+        <w:t xml:space="preserve">. [online] Available at: </w:t>
       </w:r>
       <w:r>
         <w:rPr>
@@ -484,60 +315,9 @@
           <w:sz w:val="24"/>
           <w:szCs w:val="24"/>
         </w:rPr>
-        <w:t>.</w:t>
-      </w:r>
-      <w:r>
-        <w:rPr>
-          <w:sz w:val="24"/>
-          <w:szCs w:val="24"/>
-        </w:rPr>
-        <w:t xml:space="preserve"> </w:t>
-      </w:r>
-      <w:proofErr w:type="gramStart"/>
-      <w:r>
-        <w:rPr>
-          <w:sz w:val="24"/>
-          <w:szCs w:val="24"/>
-        </w:rPr>
-        <w:t>[</w:t>
-      </w:r>
-      <w:proofErr w:type="gramEnd"/>
-      <w:r>
-        <w:rPr>
-          <w:sz w:val="24"/>
-          <w:szCs w:val="24"/>
-        </w:rPr>
-        <w:t>online]Computerworld.</w:t>
-      </w:r>
-      <w:r>
-        <w:rPr>
-          <w:sz w:val="24"/>
-          <w:szCs w:val="24"/>
-        </w:rPr>
-        <w:t xml:space="preserve"> </w:t>
-      </w:r>
-      <w:r>
-        <w:rPr>
-          <w:sz w:val="24"/>
-          <w:szCs w:val="24"/>
-        </w:rPr>
-        <w:t>Available</w:t>
-      </w:r>
-      <w:r>
-        <w:rPr>
-          <w:sz w:val="24"/>
-          <w:szCs w:val="24"/>
-        </w:rPr>
-        <w:t xml:space="preserve"> </w:t>
-      </w:r>
-      <w:r>
-        <w:rPr>
-          <w:sz w:val="24"/>
-          <w:szCs w:val="24"/>
-        </w:rPr>
-        <w:t>at:https:/</w:t>
-      </w:r>
-      <w:hyperlink r:id="rId8">
+        <w:t>. [online]Computerworld. Available at:https:/</w:t>
+      </w:r>
+      <w:hyperlink r:id="rId9">
         <w:r>
           <w:rPr>
             <w:sz w:val="24"/>
@@ -553,7 +333,7 @@
         </w:rPr>
         <w:t>e</w:t>
       </w:r>
-      <w:hyperlink r:id="rId9">
+      <w:hyperlink r:id="rId10">
         <w:r>
           <w:rPr>
             <w:sz w:val="24"/>
@@ -592,21 +372,7 @@
           <w:sz w:val="24"/>
           <w:szCs w:val="24"/>
         </w:rPr>
-        <w:t>Ashley</w:t>
-      </w:r>
-      <w:r>
-        <w:rPr>
-          <w:sz w:val="24"/>
-          <w:szCs w:val="24"/>
-        </w:rPr>
-        <w:t>,</w:t>
-      </w:r>
-      <w:r>
-        <w:rPr>
-          <w:sz w:val="24"/>
-          <w:szCs w:val="24"/>
-        </w:rPr>
-        <w:t xml:space="preserve"> </w:t>
+        <w:t xml:space="preserve">Ashley, </w:t>
       </w:r>
       <w:proofErr w:type="spellStart"/>
       <w:r>
@@ -622,48 +388,24 @@
           <w:sz w:val="24"/>
           <w:szCs w:val="24"/>
         </w:rPr>
-        <w:t>. (2012).</w:t>
-      </w:r>
-      <w:r>
-        <w:rPr>
-          <w:sz w:val="24"/>
-          <w:szCs w:val="24"/>
-        </w:rPr>
-        <w:t xml:space="preserve"> </w:t>
-      </w:r>
-      <w:proofErr w:type="gramStart"/>
+        <w:t xml:space="preserve">. (2012). </w:t>
+      </w:r>
       <w:r>
         <w:rPr>
           <w:i/>
           <w:sz w:val="24"/>
           <w:szCs w:val="24"/>
         </w:rPr>
-        <w:t>Face</w:t>
-      </w:r>
-      <w:proofErr w:type="gramEnd"/>
-      <w:r>
-        <w:rPr>
-          <w:i/>
-          <w:sz w:val="24"/>
-          <w:szCs w:val="24"/>
-        </w:rPr>
-        <w:t xml:space="preserve"> Recognition Software -History of Forensic Psychology</w:t>
-      </w:r>
-      <w:r>
-        <w:rPr>
-          <w:sz w:val="24"/>
-          <w:szCs w:val="24"/>
-        </w:rPr>
-        <w:t>. [online] Available at:</w:t>
-      </w:r>
-      <w:r>
-        <w:rPr>
-          <w:sz w:val="24"/>
-          <w:szCs w:val="24"/>
-        </w:rPr>
-        <w:t xml:space="preserve"> </w:t>
-      </w:r>
-      <w:hyperlink r:id="rId10" w:history="1">
+        <w:t>Face Recognition Software -History of Forensic Psychology</w:t>
+      </w:r>
+      <w:r>
+        <w:rPr>
+          <w:sz w:val="24"/>
+          <w:szCs w:val="24"/>
+        </w:rPr>
+        <w:t xml:space="preserve">. [online] Available at: </w:t>
+      </w:r>
+      <w:hyperlink r:id="rId11" w:history="1">
         <w:r>
           <w:rPr>
             <w:rStyle w:val="Hyperlink"/>
@@ -773,7 +515,7 @@
         </w:rPr>
         <w:t xml:space="preserve"> November 2021. New Zimbabwe. </w:t>
       </w:r>
-      <w:hyperlink r:id="rId11" w:anchor=":~:text=Celine%20Shiri%20(4)%20and%20Lynette,the%20boot%20to%20carry%20passengers" w:history="1">
+      <w:hyperlink r:id="rId12" w:anchor=":~:text=Celine%20Shiri%20(4)%20and%20Lynette,the%20boot%20to%20carry%20passengers" w:history="1">
         <w:r>
           <w:rPr>
             <w:rFonts w:eastAsia="Calibri"/>
@@ -1094,11 +836,1144 @@
         <w:spacing w:after="160" w:line="360" w:lineRule="auto"/>
         <w:rPr>
           <w:rFonts w:eastAsia="Calibri"/>
+          <w:b/>
         </w:rPr>
       </w:pPr>
-      <w:bookmarkStart w:id="0" w:name="_GoBack"/>
-      <w:bookmarkEnd w:id="0"/>
+      <w:r>
+        <w:rPr>
+          <w:rFonts w:eastAsia="Calibri"/>
+          <w:b/>
+        </w:rPr>
+        <w:t>Chapter 2:</w:t>
+      </w:r>
     </w:p>
+    <w:sdt>
+      <w:sdtPr>
+        <w:rPr>
+          <w:rFonts w:eastAsia="Calibri"/>
+          <w:b/>
+        </w:rPr>
+        <w:tag w:val="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"/>
+        <w:id w:val="857704035"/>
+        <w:placeholder>
+          <w:docPart w:val="DefaultPlaceholder_-1854013440"/>
+        </w:placeholder>
+      </w:sdtPr>
+      <w:sdtContent>
+        <w:p>
+          <w:pPr>
+            <w:spacing w:after="160" w:line="360" w:lineRule="auto"/>
+            <w:rPr>
+              <w:rFonts w:eastAsia="Calibri"/>
+              <w:b/>
+            </w:rPr>
+          </w:pPr>
+          <w:r>
+            <w:t>(</w:t>
+          </w:r>
+          <w:proofErr w:type="spellStart"/>
+          <w:r>
+            <w:t>Bussa</w:t>
+          </w:r>
+          <w:proofErr w:type="spellEnd"/>
+          <w:r>
+            <w:t xml:space="preserve"> </w:t>
+          </w:r>
+          <w:r>
+            <w:rPr>
+              <w:i/>
+              <w:iCs/>
+            </w:rPr>
+            <w:t>et al.</w:t>
+          </w:r>
+          <w:r>
+            <w:t xml:space="preserve">, no date; </w:t>
+          </w:r>
+          <w:proofErr w:type="spellStart"/>
+          <w:r>
+            <w:t>Hajo</w:t>
+          </w:r>
+          <w:proofErr w:type="spellEnd"/>
+          <w:r>
+            <w:t xml:space="preserve"> </w:t>
+          </w:r>
+          <w:proofErr w:type="spellStart"/>
+          <w:r>
+            <w:t>Wiemer</w:t>
+          </w:r>
+          <w:proofErr w:type="spellEnd"/>
+          <w:r>
+            <w:t xml:space="preserve">, Lucas </w:t>
+          </w:r>
+          <w:proofErr w:type="spellStart"/>
+          <w:r>
+            <w:t>Drowatzky</w:t>
+          </w:r>
+          <w:proofErr w:type="spellEnd"/>
+          <w:r>
+            <w:t xml:space="preserve"> and Steffen </w:t>
+          </w:r>
+          <w:proofErr w:type="spellStart"/>
+          <w:r>
+            <w:t>Ihlenfeldt</w:t>
+          </w:r>
+          <w:proofErr w:type="spellEnd"/>
+          <w:r>
+            <w:t xml:space="preserve">, no date; Kadu </w:t>
+          </w:r>
+          <w:r>
+            <w:rPr>
+              <w:i/>
+              <w:iCs/>
+            </w:rPr>
+            <w:t>et al.</w:t>
+          </w:r>
+          <w:r>
+            <w:t xml:space="preserve">, no date; </w:t>
+          </w:r>
+          <w:proofErr w:type="spellStart"/>
+          <w:r>
+            <w:t>Mammen</w:t>
+          </w:r>
+          <w:proofErr w:type="spellEnd"/>
+          <w:r>
+            <w:t xml:space="preserve"> Vinod and S, no date; Raghu </w:t>
+          </w:r>
+          <w:r>
+            <w:rPr>
+              <w:i/>
+              <w:iCs/>
+            </w:rPr>
+            <w:t>et al.</w:t>
+          </w:r>
+          <w:r>
+            <w:t xml:space="preserve">, no date; Shepley, no date; William </w:t>
+          </w:r>
+          <w:r>
+            <w:rPr>
+              <w:i/>
+              <w:iCs/>
+            </w:rPr>
+            <w:t>et al.</w:t>
+          </w:r>
+          <w:r>
+            <w:t xml:space="preserve">, no date; </w:t>
+          </w:r>
+          <w:proofErr w:type="spellStart"/>
+          <w:r>
+            <w:t>Swamilingappa</w:t>
+          </w:r>
+          <w:proofErr w:type="spellEnd"/>
+          <w:r>
+            <w:t xml:space="preserve"> </w:t>
+          </w:r>
+          <w:proofErr w:type="spellStart"/>
+          <w:r>
+            <w:t>Harakannanavar</w:t>
+          </w:r>
+          <w:proofErr w:type="spellEnd"/>
+          <w:r>
+            <w:t xml:space="preserve"> </w:t>
+          </w:r>
+          <w:r>
+            <w:rPr>
+              <w:i/>
+              <w:iCs/>
+            </w:rPr>
+            <w:t>et al.</w:t>
+          </w:r>
+          <w:r>
+            <w:t xml:space="preserve">, 2019; </w:t>
+          </w:r>
+          <w:proofErr w:type="spellStart"/>
+          <w:r>
+            <w:t>Anwarul</w:t>
+          </w:r>
+          <w:proofErr w:type="spellEnd"/>
+          <w:r>
+            <w:t xml:space="preserve"> and Dahiya, 2020; </w:t>
+          </w:r>
+          <w:proofErr w:type="spellStart"/>
+          <w:r>
+            <w:t>Jilcha</w:t>
+          </w:r>
+          <w:proofErr w:type="spellEnd"/>
+          <w:r>
+            <w:t xml:space="preserve"> </w:t>
+          </w:r>
+          <w:proofErr w:type="spellStart"/>
+          <w:r>
+            <w:t>Sileyew</w:t>
+          </w:r>
+          <w:proofErr w:type="spellEnd"/>
+          <w:r>
+            <w:t xml:space="preserve">, 2020; </w:t>
+          </w:r>
+          <w:proofErr w:type="spellStart"/>
+          <w:r>
+            <w:t>Kortli</w:t>
+          </w:r>
+          <w:proofErr w:type="spellEnd"/>
+          <w:r>
+            <w:t xml:space="preserve"> </w:t>
+          </w:r>
+          <w:r>
+            <w:rPr>
+              <w:i/>
+              <w:iCs/>
+            </w:rPr>
+            <w:t>et al.</w:t>
+          </w:r>
+          <w:r>
+            <w:t xml:space="preserve">, 2020; Li </w:t>
+          </w:r>
+          <w:r>
+            <w:rPr>
+              <w:i/>
+              <w:iCs/>
+            </w:rPr>
+            <w:t>et al.</w:t>
+          </w:r>
+          <w:r>
+            <w:t xml:space="preserve">, 2020; </w:t>
+          </w:r>
+          <w:proofErr w:type="spellStart"/>
+          <w:r>
+            <w:t>Puckdeevongs</w:t>
+          </w:r>
+          <w:proofErr w:type="spellEnd"/>
+          <w:r>
+            <w:t xml:space="preserve"> </w:t>
+          </w:r>
+          <w:r>
+            <w:rPr>
+              <w:i/>
+              <w:iCs/>
+            </w:rPr>
+            <w:t>et al.</w:t>
+          </w:r>
+          <w:r>
+            <w:t xml:space="preserve">, 2020; Qureshi, 2020; Yang and Han, 2020; </w:t>
+          </w:r>
+          <w:proofErr w:type="spellStart"/>
+          <w:r>
+            <w:t>Alhanaee</w:t>
+          </w:r>
+          <w:proofErr w:type="spellEnd"/>
+          <w:r>
+            <w:t xml:space="preserve"> </w:t>
+          </w:r>
+          <w:r>
+            <w:rPr>
+              <w:i/>
+              <w:iCs/>
+            </w:rPr>
+            <w:t>et al.</w:t>
+          </w:r>
+          <w:r>
+            <w:t xml:space="preserve">, 2021; </w:t>
+          </w:r>
+          <w:proofErr w:type="spellStart"/>
+          <w:r>
+            <w:t>Eridani</w:t>
+          </w:r>
+          <w:proofErr w:type="spellEnd"/>
+          <w:r>
+            <w:t xml:space="preserve"> </w:t>
+          </w:r>
+          <w:r>
+            <w:rPr>
+              <w:i/>
+              <w:iCs/>
+            </w:rPr>
+            <w:t>et al.</w:t>
+          </w:r>
+          <w:r>
+            <w:t xml:space="preserve">, 2021; </w:t>
+          </w:r>
+          <w:proofErr w:type="spellStart"/>
+          <w:r>
+            <w:t>Moolla</w:t>
+          </w:r>
+          <w:proofErr w:type="spellEnd"/>
+          <w:r>
+            <w:t xml:space="preserve"> </w:t>
+          </w:r>
+          <w:r>
+            <w:rPr>
+              <w:i/>
+              <w:iCs/>
+            </w:rPr>
+            <w:t>et al.</w:t>
+          </w:r>
+          <w:r>
+            <w:t xml:space="preserve">, 2021; </w:t>
+          </w:r>
+          <w:proofErr w:type="spellStart"/>
+          <w:r>
+            <w:t>Gavkare</w:t>
+          </w:r>
+          <w:proofErr w:type="spellEnd"/>
+          <w:r>
+            <w:t xml:space="preserve"> </w:t>
+          </w:r>
+          <w:r>
+            <w:rPr>
+              <w:i/>
+              <w:iCs/>
+            </w:rPr>
+            <w:t>et al.</w:t>
+          </w:r>
+          <w:r>
+            <w:t xml:space="preserve">, 2022; Rossi, </w:t>
+          </w:r>
+          <w:proofErr w:type="spellStart"/>
+          <w:r>
+            <w:t>Lazarini</w:t>
+          </w:r>
+          <w:proofErr w:type="spellEnd"/>
+          <w:r>
+            <w:t xml:space="preserve"> and </w:t>
+          </w:r>
+          <w:proofErr w:type="spellStart"/>
+          <w:r>
+            <w:t>Hirama</w:t>
+          </w:r>
+          <w:proofErr w:type="spellEnd"/>
+          <w:r>
+            <w:t xml:space="preserve">, 2022; </w:t>
+          </w:r>
+          <w:proofErr w:type="spellStart"/>
+          <w:r>
+            <w:t>Hande</w:t>
+          </w:r>
+          <w:proofErr w:type="spellEnd"/>
+          <w:r>
+            <w:t xml:space="preserve"> </w:t>
+          </w:r>
+          <w:r>
+            <w:rPr>
+              <w:i/>
+              <w:iCs/>
+            </w:rPr>
+            <w:t>et al.</w:t>
+          </w:r>
+          <w:r>
+            <w:t xml:space="preserve">, 2023; Nick </w:t>
+          </w:r>
+          <w:proofErr w:type="spellStart"/>
+          <w:r>
+            <w:t>Hotz</w:t>
+          </w:r>
+          <w:proofErr w:type="spellEnd"/>
+          <w:r>
+            <w:t>, 2023)</w:t>
+          </w:r>
+        </w:p>
+      </w:sdtContent>
+    </w:sdt>
+    <w:p>
+      <w:pPr>
+        <w:spacing w:after="160" w:line="360" w:lineRule="auto"/>
+        <w:rPr>
+          <w:rFonts w:eastAsia="Calibri"/>
+        </w:rPr>
+      </w:pPr>
+    </w:p>
+    <w:p>
+      <w:pPr>
+        <w:spacing w:after="160" w:line="360" w:lineRule="auto"/>
+        <w:rPr>
+          <w:rFonts w:eastAsia="Calibri"/>
+        </w:rPr>
+      </w:pPr>
+    </w:p>
+    <w:p>
+      <w:pPr>
+        <w:spacing w:after="160" w:line="360" w:lineRule="auto"/>
+        <w:rPr>
+          <w:rFonts w:eastAsia="Calibri"/>
+        </w:rPr>
+      </w:pPr>
+    </w:p>
+    <w:p>
+      <w:pPr>
+        <w:spacing w:after="160" w:line="360" w:lineRule="auto"/>
+        <w:rPr>
+          <w:rFonts w:eastAsia="Calibri"/>
+        </w:rPr>
+      </w:pPr>
+      <w:r>
+        <w:rPr>
+          <w:rFonts w:eastAsia="Calibri"/>
+        </w:rPr>
+        <w:t>References</w:t>
+      </w:r>
+    </w:p>
+    <w:bookmarkStart w:id="0" w:name="_GoBack" w:displacedByCustomXml="next"/>
+    <w:bookmarkStart w:id="1" w:name="_Hlk155699211" w:displacedByCustomXml="next"/>
+    <w:sdt>
+      <w:sdtPr>
+        <w:rPr>
+          <w:rFonts w:eastAsia="Calibri"/>
+        </w:rPr>
+        <w:tag w:val="MENDELEY_BIBLIOGRAPHY"/>
+        <w:id w:val="-319342755"/>
+        <w:placeholder>
+          <w:docPart w:val="DefaultPlaceholder_-1854013440"/>
+        </w:placeholder>
+      </w:sdtPr>
+      <w:sdtContent>
+        <w:p>
+          <w:pPr>
+            <w:divId w:val="719323830"/>
+            <w:rPr>
+              <w:sz w:val="24"/>
+              <w:szCs w:val="24"/>
+            </w:rPr>
+          </w:pPr>
+          <w:proofErr w:type="spellStart"/>
+          <w:r>
+            <w:t>Alhanaee</w:t>
+          </w:r>
+          <w:proofErr w:type="spellEnd"/>
+          <w:r>
+            <w:t xml:space="preserve">, K. </w:t>
+          </w:r>
+          <w:r>
+            <w:rPr>
+              <w:i/>
+              <w:iCs/>
+            </w:rPr>
+            <w:t>et al.</w:t>
+          </w:r>
+          <w:r>
+            <w:t xml:space="preserve"> (2021) ‘Face recognition smart attendance system using deep transfer learning’, in </w:t>
+          </w:r>
+          <w:r>
+            <w:rPr>
+              <w:i/>
+              <w:iCs/>
+            </w:rPr>
+            <w:t>Procedia Computer Science</w:t>
+          </w:r>
+          <w:r>
+            <w:t>. Elsevier B.V., pp. 4093–4102. Available at: https://doi.org/10.1016/j.procs.2021.09.184.</w:t>
+          </w:r>
+        </w:p>
+        <w:p>
+          <w:pPr>
+            <w:divId w:val="12536833"/>
+          </w:pPr>
+          <w:proofErr w:type="spellStart"/>
+          <w:r>
+            <w:t>Anwarul</w:t>
+          </w:r>
+          <w:proofErr w:type="spellEnd"/>
+          <w:r>
+            <w:t xml:space="preserve">, S. and Dahiya, S. (2020) ‘A comprehensive review on face recognition methods and factors affecting facial recognition accuracy’, in </w:t>
+          </w:r>
+          <w:r>
+            <w:rPr>
+              <w:i/>
+              <w:iCs/>
+            </w:rPr>
+            <w:t>Lecture Notes in Electrical Engineering</w:t>
+          </w:r>
+          <w:r>
+            <w:t>. Springer, pp. 495–514. Available at: https://doi.org/10.1007/978-3-030-29407-6_36.</w:t>
+          </w:r>
+        </w:p>
+        <w:p>
+          <w:pPr>
+            <w:divId w:val="1457748017"/>
+          </w:pPr>
+          <w:proofErr w:type="spellStart"/>
+          <w:r>
+            <w:t>Bussa</w:t>
+          </w:r>
+          <w:proofErr w:type="spellEnd"/>
+          <w:r>
+            <w:t xml:space="preserve">, S. </w:t>
+          </w:r>
+          <w:r>
+            <w:rPr>
+              <w:i/>
+              <w:iCs/>
+            </w:rPr>
+            <w:t>et al.</w:t>
+          </w:r>
+          <w:r>
+            <w:t xml:space="preserve"> (no date) </w:t>
+          </w:r>
+          <w:r>
+            <w:rPr>
+              <w:i/>
+              <w:iCs/>
+            </w:rPr>
+            <w:t>Smart Attendance System using OPENCV based on Facial Recognition</w:t>
+          </w:r>
+          <w:r>
+            <w:t>. Available at: www.ijert.org.</w:t>
+          </w:r>
+        </w:p>
+        <w:p>
+          <w:pPr>
+            <w:divId w:val="231164216"/>
+          </w:pPr>
+          <w:proofErr w:type="spellStart"/>
+          <w:r>
+            <w:t>Eridani</w:t>
+          </w:r>
+          <w:proofErr w:type="spellEnd"/>
+          <w:r>
+            <w:t xml:space="preserve">, D. </w:t>
+          </w:r>
+          <w:r>
+            <w:rPr>
+              <w:i/>
+              <w:iCs/>
+            </w:rPr>
+            <w:t>et al.</w:t>
+          </w:r>
+          <w:r>
+            <w:t xml:space="preserve"> (2021) ‘Internet of </w:t>
+          </w:r>
+          <w:proofErr w:type="gramStart"/>
+          <w:r>
+            <w:t>things based</w:t>
+          </w:r>
+          <w:proofErr w:type="gramEnd"/>
+          <w:r>
+            <w:t xml:space="preserve"> attendance system design and development in a smart classroom’, </w:t>
+          </w:r>
+          <w:r>
+            <w:rPr>
+              <w:i/>
+              <w:iCs/>
+            </w:rPr>
+            <w:t>Indonesian Journal of Electrical Engineering and Computer Science</w:t>
+          </w:r>
+          <w:r>
+            <w:t>, 23(3), pp. 1432–1439. Available at: https://doi.org/10.11591/ijeecs.v23.i3.pp1432-1439.</w:t>
+          </w:r>
+        </w:p>
+        <w:p>
+          <w:pPr>
+            <w:divId w:val="169180265"/>
+          </w:pPr>
+          <w:proofErr w:type="spellStart"/>
+          <w:r>
+            <w:t>Gavkare</w:t>
+          </w:r>
+          <w:proofErr w:type="spellEnd"/>
+          <w:r>
+            <w:t xml:space="preserve">, A. </w:t>
+          </w:r>
+          <w:r>
+            <w:rPr>
+              <w:i/>
+              <w:iCs/>
+            </w:rPr>
+            <w:t>et al.</w:t>
+          </w:r>
+          <w:r>
+            <w:t xml:space="preserve"> (2022) ‘Face Recognition Smart Attendance System-A Survey’, </w:t>
+          </w:r>
+          <w:r>
+            <w:rPr>
+              <w:i/>
+              <w:iCs/>
+            </w:rPr>
+            <w:t>International Research Journal of Engineering and Technology</w:t>
+          </w:r>
+          <w:r>
+            <w:t xml:space="preserve"> [Preprint]. Available at: www.irjet.net.</w:t>
+          </w:r>
+        </w:p>
+        <w:p>
+          <w:pPr>
+            <w:divId w:val="1684163545"/>
+          </w:pPr>
+          <w:proofErr w:type="spellStart"/>
+          <w:r>
+            <w:t>Hajo</w:t>
+          </w:r>
+          <w:proofErr w:type="spellEnd"/>
+          <w:r>
+            <w:t xml:space="preserve"> </w:t>
+          </w:r>
+          <w:proofErr w:type="spellStart"/>
+          <w:r>
+            <w:t>Wiemer</w:t>
+          </w:r>
+          <w:proofErr w:type="spellEnd"/>
+          <w:r>
+            <w:t xml:space="preserve">, Lucas </w:t>
+          </w:r>
+          <w:proofErr w:type="spellStart"/>
+          <w:r>
+            <w:t>Drowatzky</w:t>
+          </w:r>
+          <w:proofErr w:type="spellEnd"/>
+          <w:r>
+            <w:t xml:space="preserve"> and Steffen </w:t>
+          </w:r>
+          <w:proofErr w:type="spellStart"/>
+          <w:r>
+            <w:t>Ihlenfeldt</w:t>
+          </w:r>
+          <w:proofErr w:type="spellEnd"/>
+          <w:r>
+            <w:t xml:space="preserve"> (no date) ‘Data Mining Methodology for Engineering Applications (DMME)—A Holistic Extension to the CRISP-DM Model’.</w:t>
+          </w:r>
+        </w:p>
+        <w:p>
+          <w:pPr>
+            <w:divId w:val="1753963148"/>
+          </w:pPr>
+          <w:proofErr w:type="spellStart"/>
+          <w:r>
+            <w:t>Hande</w:t>
+          </w:r>
+          <w:proofErr w:type="spellEnd"/>
+          <w:r>
+            <w:t xml:space="preserve">, K.D. </w:t>
+          </w:r>
+          <w:r>
+            <w:rPr>
+              <w:i/>
+              <w:iCs/>
+            </w:rPr>
+            <w:t>et al.</w:t>
+          </w:r>
+          <w:r>
+            <w:t xml:space="preserve"> (2023) </w:t>
+          </w:r>
+          <w:r>
+            <w:rPr>
+              <w:i/>
+              <w:iCs/>
+            </w:rPr>
+            <w:t>SMART ATTENDANCE SYSTEM BASED ON FACIAL RECOGNITION USING RASPBERRY PI</w:t>
+          </w:r>
+          <w:r>
+            <w:t xml:space="preserve">, </w:t>
+          </w:r>
+          <w:proofErr w:type="spellStart"/>
+          <w:r>
+            <w:rPr>
+              <w:i/>
+              <w:iCs/>
+            </w:rPr>
+            <w:t>Dogo</w:t>
+          </w:r>
+          <w:proofErr w:type="spellEnd"/>
+          <w:r>
+            <w:rPr>
+              <w:i/>
+              <w:iCs/>
+            </w:rPr>
+            <w:t xml:space="preserve"> </w:t>
+          </w:r>
+          <w:proofErr w:type="spellStart"/>
+          <w:r>
+            <w:rPr>
+              <w:i/>
+              <w:iCs/>
+            </w:rPr>
+            <w:t>Rangsang</w:t>
+          </w:r>
+          <w:proofErr w:type="spellEnd"/>
+          <w:r>
+            <w:rPr>
+              <w:i/>
+              <w:iCs/>
+            </w:rPr>
+            <w:t xml:space="preserve"> Research Journal UGC Care Group I Journal</w:t>
+          </w:r>
+          <w:r>
+            <w:t>.</w:t>
+          </w:r>
+        </w:p>
+        <w:p>
+          <w:pPr>
+            <w:divId w:val="1062756619"/>
+          </w:pPr>
+          <w:proofErr w:type="spellStart"/>
+          <w:r>
+            <w:lastRenderedPageBreak/>
+            <w:t>Jilcha</w:t>
+          </w:r>
+          <w:proofErr w:type="spellEnd"/>
+          <w:r>
+            <w:t xml:space="preserve"> </w:t>
+          </w:r>
+          <w:proofErr w:type="spellStart"/>
+          <w:r>
+            <w:t>Sileyew</w:t>
+          </w:r>
+          <w:proofErr w:type="spellEnd"/>
+          <w:r>
+            <w:t xml:space="preserve">, K. (2020) ‘Research Design and Methodology’, in </w:t>
+          </w:r>
+          <w:r>
+            <w:rPr>
+              <w:i/>
+              <w:iCs/>
+            </w:rPr>
+            <w:t>Cyberspace</w:t>
+          </w:r>
+          <w:r>
+            <w:t xml:space="preserve">. </w:t>
+          </w:r>
+          <w:proofErr w:type="spellStart"/>
+          <w:r>
+            <w:t>IntechOpen</w:t>
+          </w:r>
+          <w:proofErr w:type="spellEnd"/>
+          <w:r>
+            <w:t>. Available at: https://doi.org/10.5772/intechopen.85731.</w:t>
+          </w:r>
+        </w:p>
+        <w:p>
+          <w:pPr>
+            <w:divId w:val="160312620"/>
+          </w:pPr>
+          <w:r>
+            <w:t xml:space="preserve">Kadu, J. </w:t>
+          </w:r>
+          <w:r>
+            <w:rPr>
+              <w:i/>
+              <w:iCs/>
+            </w:rPr>
+            <w:t>et al.</w:t>
+          </w:r>
+          <w:r>
+            <w:t xml:space="preserve"> (no date) ‘NO CONTACT SMART ATTENDANCE SYSTEM’, </w:t>
+          </w:r>
+          <w:r>
+            <w:rPr>
+              <w:i/>
+              <w:iCs/>
+            </w:rPr>
+            <w:t>www.irjmets.com @International Research Journal of Modernization in Engineering</w:t>
+          </w:r>
+          <w:r>
+            <w:t>, 6693. Available at: https://doi.org/10.56726/IRJMETS40148.</w:t>
+          </w:r>
+        </w:p>
+        <w:p>
+          <w:pPr>
+            <w:divId w:val="334916047"/>
+          </w:pPr>
+          <w:proofErr w:type="spellStart"/>
+          <w:r>
+            <w:t>Kortli</w:t>
+          </w:r>
+          <w:proofErr w:type="spellEnd"/>
+          <w:r>
+            <w:t xml:space="preserve">, Y. </w:t>
+          </w:r>
+          <w:r>
+            <w:rPr>
+              <w:i/>
+              <w:iCs/>
+            </w:rPr>
+            <w:t>et al.</w:t>
+          </w:r>
+          <w:r>
+            <w:t xml:space="preserve"> (2020) ‘Face recognition systems: A survey’, </w:t>
+          </w:r>
+          <w:r>
+            <w:rPr>
+              <w:i/>
+              <w:iCs/>
+            </w:rPr>
+            <w:t>Sensors (Switzerland)</w:t>
+          </w:r>
+          <w:r>
+            <w:t>. MDPI AG. Available at: https://doi.org/10.3390/s20020342.</w:t>
+          </w:r>
+        </w:p>
+        <w:p>
+          <w:pPr>
+            <w:divId w:val="1468010609"/>
+          </w:pPr>
+          <w:r>
+            <w:t xml:space="preserve">Li, L. </w:t>
+          </w:r>
+          <w:r>
+            <w:rPr>
+              <w:i/>
+              <w:iCs/>
+            </w:rPr>
+            <w:t>et al.</w:t>
+          </w:r>
+          <w:r>
+            <w:t xml:space="preserve"> (2020) ‘A Review of Face Recognition Technology’, </w:t>
+          </w:r>
+          <w:r>
+            <w:rPr>
+              <w:i/>
+              <w:iCs/>
+            </w:rPr>
+            <w:t>IEEE Access</w:t>
+          </w:r>
+          <w:r>
+            <w:t>, 8, pp. 139110–139120. Available at: https://doi.org/10.1109/ACCESS.2020.3011028.</w:t>
+          </w:r>
+        </w:p>
+        <w:p>
+          <w:pPr>
+            <w:divId w:val="1455707197"/>
+          </w:pPr>
+          <w:proofErr w:type="spellStart"/>
+          <w:r>
+            <w:t>Mammen</w:t>
+          </w:r>
+          <w:proofErr w:type="spellEnd"/>
+          <w:r>
+            <w:t xml:space="preserve"> Vinod, V. and S, S.C. (no date) ‘A COMPREHENSIVE STUDY ON ACADEMIC AND INDUSTRY AUTHENTICATION AND ATTENDANCE SYSTEMS’. Available at: www.ijstr.org.</w:t>
+          </w:r>
+        </w:p>
+        <w:p>
+          <w:pPr>
+            <w:divId w:val="1274825512"/>
+          </w:pPr>
+          <w:proofErr w:type="spellStart"/>
+          <w:r>
+            <w:t>Moolla</w:t>
+          </w:r>
+          <w:proofErr w:type="spellEnd"/>
+          <w:r>
+            <w:t xml:space="preserve">, Y. </w:t>
+          </w:r>
+          <w:r>
+            <w:rPr>
+              <w:i/>
+              <w:iCs/>
+            </w:rPr>
+            <w:t>et al.</w:t>
+          </w:r>
+          <w:r>
+            <w:t xml:space="preserve"> (2021) ‘Biometric Recognition of Infants using Fingerprint, Iris, and Ear Biometrics’, </w:t>
+          </w:r>
+          <w:r>
+            <w:rPr>
+              <w:i/>
+              <w:iCs/>
+            </w:rPr>
+            <w:t>IEEE Access</w:t>
+          </w:r>
+          <w:r>
+            <w:t>, 9, pp. 38269–38286. Available at: https://doi.org/10.1109/ACCESS.2021.3062282.</w:t>
+          </w:r>
+        </w:p>
+        <w:p>
+          <w:pPr>
+            <w:divId w:val="1230456578"/>
+          </w:pPr>
+          <w:r>
+            <w:t xml:space="preserve">Nick </w:t>
+          </w:r>
+          <w:proofErr w:type="spellStart"/>
+          <w:r>
+            <w:t>Hotz</w:t>
+          </w:r>
+          <w:proofErr w:type="spellEnd"/>
+          <w:r>
+            <w:t xml:space="preserve"> (2023) </w:t>
+          </w:r>
+          <w:r>
+            <w:rPr>
+              <w:i/>
+              <w:iCs/>
+            </w:rPr>
+            <w:t>Data Science Process Alliance</w:t>
+          </w:r>
+          <w:r>
+            <w:t>. Available at: https://www.datascience-pm.com/crisp-dm-2/ (Accessed: 25 November 2023).</w:t>
+          </w:r>
+        </w:p>
+        <w:p>
+          <w:pPr>
+            <w:divId w:val="1174300484"/>
+          </w:pPr>
+          <w:proofErr w:type="spellStart"/>
+          <w:r>
+            <w:t>Puckdeevongs</w:t>
+          </w:r>
+          <w:proofErr w:type="spellEnd"/>
+          <w:r>
+            <w:t xml:space="preserve">, A. </w:t>
+          </w:r>
+          <w:r>
+            <w:rPr>
+              <w:i/>
+              <w:iCs/>
+            </w:rPr>
+            <w:t>et al.</w:t>
+          </w:r>
+          <w:r>
+            <w:t xml:space="preserve"> (2020) ‘Classroom attendance systems based on </w:t>
+          </w:r>
+          <w:proofErr w:type="spellStart"/>
+          <w:r>
+            <w:t>bluetooth</w:t>
+          </w:r>
+          <w:proofErr w:type="spellEnd"/>
+          <w:r>
+            <w:t xml:space="preserve"> low energy indoor positioning technology for smart campus’, </w:t>
+          </w:r>
+          <w:r>
+            <w:rPr>
+              <w:i/>
+              <w:iCs/>
+            </w:rPr>
+            <w:t>Information (Switzerland)</w:t>
+          </w:r>
+          <w:r>
+            <w:t>, 11(6). Available at: https://doi.org/10.3390/INFO11060329.</w:t>
+          </w:r>
+        </w:p>
+        <w:p>
+          <w:pPr>
+            <w:divId w:val="1327201385"/>
+          </w:pPr>
+          <w:r>
+            <w:t xml:space="preserve">Qureshi, R. (2020) ‘The Proposed Implementation of RFID based Attendance System’, </w:t>
+          </w:r>
+          <w:r>
+            <w:rPr>
+              <w:i/>
+              <w:iCs/>
+            </w:rPr>
+            <w:t>International Journal of Software Engineering &amp; Applications</w:t>
+          </w:r>
+          <w:r>
+            <w:t>, 11(3), pp. 59–69. Available at: https://doi.org/10.5121/ijsea.2020.11304.</w:t>
+          </w:r>
+        </w:p>
+        <w:p>
+          <w:pPr>
+            <w:divId w:val="1714766473"/>
+          </w:pPr>
+          <w:r>
+            <w:t xml:space="preserve">Raghu, A. </w:t>
+          </w:r>
+          <w:r>
+            <w:rPr>
+              <w:i/>
+              <w:iCs/>
+            </w:rPr>
+            <w:t>et al.</w:t>
+          </w:r>
+          <w:r>
+            <w:t xml:space="preserve"> (no date) </w:t>
+          </w:r>
+          <w:r>
+            <w:rPr>
+              <w:i/>
+              <w:iCs/>
+            </w:rPr>
+            <w:t>Student Attendance Monitoring System using IoT and RFID</w:t>
+          </w:r>
+          <w:r>
+            <w:t xml:space="preserve">, </w:t>
+          </w:r>
+          <w:r>
+            <w:rPr>
+              <w:i/>
+              <w:iCs/>
+            </w:rPr>
+            <w:t>International Journal of Scientific Research &amp; Engineering Trends</w:t>
+          </w:r>
+          <w:r>
+            <w:t>.</w:t>
+          </w:r>
+        </w:p>
+        <w:p>
+          <w:pPr>
+            <w:divId w:val="281499000"/>
+          </w:pPr>
+          <w:r>
+            <w:t xml:space="preserve">Rossi, R., </w:t>
+          </w:r>
+          <w:proofErr w:type="spellStart"/>
+          <w:r>
+            <w:t>Lazarini</w:t>
+          </w:r>
+          <w:proofErr w:type="spellEnd"/>
+          <w:r>
+            <w:t xml:space="preserve">, M.A. and </w:t>
+          </w:r>
+          <w:proofErr w:type="spellStart"/>
+          <w:r>
+            <w:t>Hirama</w:t>
+          </w:r>
+          <w:proofErr w:type="spellEnd"/>
+          <w:r>
+            <w:t xml:space="preserve">, K. (2022) ‘Systematic Literature Review on the Accuracy of Face Recognition Algorithms’, </w:t>
+          </w:r>
+          <w:r>
+            <w:rPr>
+              <w:i/>
+              <w:iCs/>
+            </w:rPr>
+            <w:t>EAI Endorsed Transactions on Internet of Things</w:t>
+          </w:r>
+          <w:r>
+            <w:t>, 8(30), p. e5. Available at: https://doi.org/10.4108/eetiot.v8i30.2346.</w:t>
+          </w:r>
+        </w:p>
+        <w:p>
+          <w:pPr>
+            <w:divId w:val="1940331113"/>
+          </w:pPr>
+          <w:r>
+            <w:t xml:space="preserve">Shepley, A.J. (no date) </w:t>
+          </w:r>
+          <w:r>
+            <w:rPr>
+              <w:i/>
+              <w:iCs/>
+            </w:rPr>
+            <w:t>DEEP LEARNING FOR FACE RECOGNITION: A CRITICAL ANALYSIS</w:t>
+          </w:r>
+          <w:r>
+            <w:t>.</w:t>
+          </w:r>
+        </w:p>
+        <w:p>
+          <w:pPr>
+            <w:divId w:val="725683629"/>
+          </w:pPr>
+          <w:proofErr w:type="spellStart"/>
+          <w:r>
+            <w:t>Swamilingappa</w:t>
+          </w:r>
+          <w:proofErr w:type="spellEnd"/>
+          <w:r>
+            <w:t xml:space="preserve"> </w:t>
+          </w:r>
+          <w:proofErr w:type="spellStart"/>
+          <w:r>
+            <w:t>Harakannanavar</w:t>
+          </w:r>
+          <w:proofErr w:type="spellEnd"/>
+          <w:r>
+            <w:t xml:space="preserve">, S. </w:t>
+          </w:r>
+          <w:r>
+            <w:rPr>
+              <w:i/>
+              <w:iCs/>
+            </w:rPr>
+            <w:t>et al.</w:t>
+          </w:r>
+          <w:r>
+            <w:t xml:space="preserve"> (2019) </w:t>
+          </w:r>
+          <w:r>
+            <w:rPr>
+              <w:i/>
+              <w:iCs/>
+            </w:rPr>
+            <w:t>An Extensive Study of Issues, Challenges and Achievements in Iris Recognition</w:t>
+          </w:r>
+          <w:r>
+            <w:t xml:space="preserve">, </w:t>
+          </w:r>
+          <w:r>
+            <w:rPr>
+              <w:i/>
+              <w:iCs/>
+            </w:rPr>
+            <w:t>Asian Journal of Electrical Sciences</w:t>
+          </w:r>
+          <w:r>
+            <w:t>. Available at: www.trp.org.in.</w:t>
+          </w:r>
+        </w:p>
+        <w:p>
+          <w:pPr>
+            <w:divId w:val="1009407849"/>
+          </w:pPr>
+          <w:r>
+            <w:t xml:space="preserve">William, I. </w:t>
+          </w:r>
+          <w:r>
+            <w:rPr>
+              <w:i/>
+              <w:iCs/>
+            </w:rPr>
+            <w:t>et al.</w:t>
+          </w:r>
+          <w:r>
+            <w:t xml:space="preserve"> (no date) </w:t>
+          </w:r>
+          <w:r>
+            <w:rPr>
+              <w:i/>
+              <w:iCs/>
+            </w:rPr>
+            <w:t xml:space="preserve">XXX-X-XXXX-XXXX-X/XX/$XX.00 ©20XX IEEE Face Recognition using </w:t>
+          </w:r>
+          <w:proofErr w:type="spellStart"/>
+          <w:r>
+            <w:rPr>
+              <w:i/>
+              <w:iCs/>
+            </w:rPr>
+            <w:t>FaceNet</w:t>
+          </w:r>
+          <w:proofErr w:type="spellEnd"/>
+          <w:r>
+            <w:rPr>
+              <w:i/>
+              <w:iCs/>
+            </w:rPr>
+            <w:t xml:space="preserve"> (Survey, Performance Test, and Comparison)</w:t>
+          </w:r>
+          <w:r>
+            <w:t>.</w:t>
+          </w:r>
+        </w:p>
+        <w:p>
+          <w:pPr>
+            <w:divId w:val="1980114109"/>
+          </w:pPr>
+          <w:r>
+            <w:t xml:space="preserve">Yang, H. and Han, X. (2020) ‘Face recognition attendance system based on real-time video processing’, </w:t>
+          </w:r>
+          <w:r>
+            <w:rPr>
+              <w:i/>
+              <w:iCs/>
+            </w:rPr>
+            <w:t>IEEE Access</w:t>
+          </w:r>
+          <w:r>
+            <w:t>, 8, pp. 159143–159150. Available at: https://doi.org/10.1109/ACCESS.2020.3007205.</w:t>
+          </w:r>
+        </w:p>
+        <w:bookmarkEnd w:id="1"/>
+        <w:bookmarkEnd w:id="0"/>
+        <w:p>
+          <w:pPr>
+            <w:spacing w:after="160" w:line="360" w:lineRule="auto"/>
+            <w:rPr>
+              <w:rFonts w:eastAsia="Calibri"/>
+            </w:rPr>
+          </w:pPr>
+          <w:r>
+            <w:t> </w:t>
+          </w:r>
+        </w:p>
+      </w:sdtContent>
+    </w:sdt>
     <w:p>
       <w:pPr>
         <w:rPr>
@@ -1575,7 +2450,560 @@
       <w:shd w:val="clear" w:color="auto" w:fill="E1DFDD"/>
     </w:rPr>
   </w:style>
+  <w:style w:type="character" w:styleId="PlaceholderText">
+    <w:name w:val="Placeholder Text"/>
+    <w:basedOn w:val="DefaultParagraphFont"/>
+    <w:uiPriority w:val="99"/>
+    <w:semiHidden/>
+    <w:rsid w:val="00F45A04"/>
+    <w:rPr>
+      <w:color w:val="808080"/>
+    </w:rPr>
+  </w:style>
 </w:styles>
+</file>
+
+<file path=word/glossary/document.xml><?xml version="1.0" encoding="utf-8"?>
+<w:glossaryDocument xmlns:wpc="http://schemas.microsoft.com/office/word/2010/wordprocessingCanvas" xmlns:cx="http://schemas.microsoft.com/office/drawing/2014/chartex" xmlns:cx1="http://schemas.microsoft.com/office/drawing/2015/9/8/chartex" xmlns:cx2="http://schemas.microsoft.com/office/drawing/2015/10/21/chartex" xmlns:cx3="http://schemas.microsoft.com/office/drawing/2016/5/9/chartex" xmlns:cx4="http://schemas.microsoft.com/office/drawing/2016/5/10/chartex" xmlns:cx5="http://schemas.microsoft.com/office/drawing/2016/5/11/chartex" xmlns:cx6="http://schemas.microsoft.com/office/drawing/2016/5/12/chartex" xmlns:cx7="http://schemas.microsoft.com/office/drawing/2016/5/13/chartex" xmlns:cx8="http://schemas.microsoft.com/office/drawing/2016/5/14/chartex" xmlns:mc="http://schemas.openxmlformats.org/markup-compatibility/2006" xmlns:aink="http://schemas.microsoft.com/office/drawing/2016/ink" xmlns:am3d="http://schemas.microsoft.com/office/drawing/2017/model3d" xmlns:o="urn:schemas-microsoft-com:office:office" xmlns:r="http://schemas.openxmlformats.org/officeDocument/2006/relationships" xmlns:m="http://schemas.openxmlformats.org/officeDocument/2006/math" xmlns:v="urn:schemas-microsoft-com:vml" xmlns:wp14="http://schemas.microsoft.com/office/word/2010/wordprocessingDrawing" xmlns:wp="http://schemas.openxmlformats.org/drawingml/2006/wordprocessingDrawing" xmlns:w10="urn:schemas-microsoft-com:office:word" xmlns:w="http://schemas.openxmlformats.org/wordprocessingml/2006/main" xmlns:w14="http://schemas.microsoft.com/office/word/2010/wordml" xmlns:w15="http://schemas.microsoft.com/office/word/2012/wordml" xmlns:w16cid="http://schemas.microsoft.com/office/word/2016/wordml/cid" xmlns:w16se="http://schemas.microsoft.com/office/word/2015/wordml/symex" xmlns:wpg="http://schemas.microsoft.com/office/word/2010/wordprocessingGroup" xmlns:wpi="http://schemas.microsoft.com/office/word/2010/wordprocessingInk" xmlns:wne="http://schemas.microsoft.com/office/word/2006/wordml" xmlns:wps="http://schemas.microsoft.com/office/word/2010/wordprocessingShape" mc:Ignorable="w14 w15 w16se w16cid wp14">
+  <w:docParts>
+    <w:docPart>
+      <w:docPartPr>
+        <w:name w:val="DefaultPlaceholder_-1854013440"/>
+        <w:category>
+          <w:name w:val="General"/>
+          <w:gallery w:val="placeholder"/>
+        </w:category>
+        <w:types>
+          <w:type w:val="bbPlcHdr"/>
+        </w:types>
+        <w:behaviors>
+          <w:behavior w:val="content"/>
+        </w:behaviors>
+        <w:guid w:val="{AD33A256-FF89-4A4C-8B19-8E98ACC807C8}"/>
+      </w:docPartPr>
+      <w:docPartBody>
+        <w:p>
+          <w:r>
+            <w:rPr>
+              <w:rStyle w:val="PlaceholderText"/>
+            </w:rPr>
+            <w:t>Click or tap here to enter text.</w:t>
+          </w:r>
+        </w:p>
+      </w:docPartBody>
+    </w:docPart>
+  </w:docParts>
+</w:glossaryDocument>
+</file>
+
+<file path=word/glossary/fontTable.xml><?xml version="1.0" encoding="utf-8"?>
+<w:fonts xmlns:mc="http://schemas.openxmlformats.org/markup-compatibility/2006" xmlns:r="http://schemas.openxmlformats.org/officeDocument/2006/relationships" xmlns:w="http://schemas.openxmlformats.org/wordprocessingml/2006/main" xmlns:w14="http://schemas.microsoft.com/office/word/2010/wordml" xmlns:w15="http://schemas.microsoft.com/office/word/2012/wordml" xmlns:w16cid="http://schemas.microsoft.com/office/word/2016/wordml/cid" xmlns:w16se="http://schemas.microsoft.com/office/word/2015/wordml/symex" mc:Ignorable="w14 w15 w16se w16cid">
+  <w:font w:name="Calibri">
+    <w:panose1 w:val="020F0502020204030204"/>
+    <w:charset w:val="00"/>
+    <w:family w:val="swiss"/>
+    <w:pitch w:val="variable"/>
+    <w:sig w:usb0="E4002EFF" w:usb1="C200247B" w:usb2="00000009" w:usb3="00000000" w:csb0="000001FF" w:csb1="00000000"/>
+  </w:font>
+  <w:font w:name="Times New Roman">
+    <w:panose1 w:val="02020603050405020304"/>
+    <w:charset w:val="00"/>
+    <w:family w:val="roman"/>
+    <w:pitch w:val="variable"/>
+    <w:sig w:usb0="E0002EFF" w:usb1="C000785B" w:usb2="00000009" w:usb3="00000000" w:csb0="000001FF" w:csb1="00000000"/>
+  </w:font>
+  <w:font w:name="Calibri Light">
+    <w:panose1 w:val="020F0302020204030204"/>
+    <w:charset w:val="00"/>
+    <w:family w:val="swiss"/>
+    <w:pitch w:val="variable"/>
+    <w:sig w:usb0="E4002EFF" w:usb1="C200247B" w:usb2="00000009" w:usb3="00000000" w:csb0="000001FF" w:csb1="00000000"/>
+  </w:font>
+</w:fonts>
+</file>
+
+<file path=word/glossary/settings.xml><?xml version="1.0" encoding="utf-8"?>
+<w:settings xmlns:mc="http://schemas.openxmlformats.org/markup-compatibility/2006" xmlns:o="urn:schemas-microsoft-com:office:office" xmlns:r="http://schemas.openxmlformats.org/officeDocument/2006/relationships" xmlns:m="http://schemas.openxmlformats.org/officeDocument/2006/math" xmlns:v="urn:schemas-microsoft-com:vml" xmlns:w10="urn:schemas-microsoft-com:office:word" xmlns:w="http://schemas.openxmlformats.org/wordprocessingml/2006/main" xmlns:w14="http://schemas.microsoft.com/office/word/2010/wordml" xmlns:w15="http://schemas.microsoft.com/office/word/2012/wordml" xmlns:w16cid="http://schemas.microsoft.com/office/word/2016/wordml/cid" xmlns:w16se="http://schemas.microsoft.com/office/word/2015/wordml/symex" xmlns:sl="http://schemas.openxmlformats.org/schemaLibrary/2006/main" mc:Ignorable="w14 w15 w16se w16cid">
+  <w:view w:val="normal"/>
+  <w:defaultTabStop w:val="720"/>
+  <w:characterSpacingControl w:val="doNotCompress"/>
+  <w:compat>
+    <w:useFELayout/>
+    <w:compatSetting w:name="compatibilityMode" w:uri="http://schemas.microsoft.com/office/word" w:val="15"/>
+    <w:compatSetting w:name="overrideTableStyleFontSizeAndJustification" w:uri="http://schemas.microsoft.com/office/word" w:val="1"/>
+    <w:compatSetting w:name="enableOpenTypeFeatures" w:uri="http://schemas.microsoft.com/office/word" w:val="1"/>
+    <w:compatSetting w:name="doNotFlipMirrorIndents" w:uri="http://schemas.microsoft.com/office/word" w:val="1"/>
+    <w:compatSetting w:name="differentiateMultirowTableHeaders" w:uri="http://schemas.microsoft.com/office/word" w:val="1"/>
+    <w:compatSetting w:name="useWord2013TrackBottomHyphenation" w:uri="http://schemas.microsoft.com/office/word" w:val="0"/>
+  </w:compat>
+  <w:rsids>
+    <w:rsidRoot w:val="007B0692"/>
+    <w:rsid w:val="007B0692"/>
+  </w:rsids>
+  <m:mathPr>
+    <m:mathFont m:val="Cambria Math"/>
+    <m:brkBin m:val="before"/>
+    <m:brkBinSub m:val="--"/>
+    <m:smallFrac m:val="0"/>
+    <m:dispDef/>
+    <m:lMargin m:val="0"/>
+    <m:rMargin m:val="0"/>
+    <m:defJc m:val="centerGroup"/>
+    <m:wrapIndent m:val="1440"/>
+    <m:intLim m:val="subSup"/>
+    <m:naryLim m:val="undOvr"/>
+  </m:mathPr>
+  <w:themeFontLang w:val="en-ZW"/>
+  <w:clrSchemeMapping w:bg1="light1" w:t1="dark1" w:bg2="light2" w:t2="dark2" w:accent1="accent1" w:accent2="accent2" w:accent3="accent3" w:accent4="accent4" w:accent5="accent5" w:accent6="accent6" w:hyperlink="hyperlink" w:followedHyperlink="followedHyperlink"/>
+  <w:decimalSymbol w:val="."/>
+  <w:listSeparator w:val=","/>
+  <w15:chartTrackingRefBased/>
+</w:settings>
+</file>
+
+<file path=word/glossary/styles.xml><?xml version="1.0" encoding="utf-8"?>
+<w:styles xmlns:mc="http://schemas.openxmlformats.org/markup-compatibility/2006" xmlns:r="http://schemas.openxmlformats.org/officeDocument/2006/relationships" xmlns:w="http://schemas.openxmlformats.org/wordprocessingml/2006/main" xmlns:w14="http://schemas.microsoft.com/office/word/2010/wordml" xmlns:w15="http://schemas.microsoft.com/office/word/2012/wordml" xmlns:w16cid="http://schemas.microsoft.com/office/word/2016/wordml/cid" xmlns:w16se="http://schemas.microsoft.com/office/word/2015/wordml/symex" mc:Ignorable="w14 w15 w16se w16cid">
+  <w:docDefaults>
+    <w:rPrDefault>
+      <w:rPr>
+        <w:rFonts w:asciiTheme="minorHAnsi" w:eastAsiaTheme="minorEastAsia" w:hAnsiTheme="minorHAnsi" w:cstheme="minorBidi"/>
+        <w:sz w:val="22"/>
+        <w:szCs w:val="22"/>
+        <w:lang w:val="en-ZW" w:eastAsia="en-ZW" w:bidi="ar-SA"/>
+      </w:rPr>
+    </w:rPrDefault>
+    <w:pPrDefault>
+      <w:pPr>
+        <w:spacing w:after="160" w:line="259" w:lineRule="auto"/>
+      </w:pPr>
+    </w:pPrDefault>
+  </w:docDefaults>
+  <w:latentStyles w:defLockedState="0" w:defUIPriority="99" w:defSemiHidden="0" w:defUnhideWhenUsed="0" w:defQFormat="0" w:count="375">
+    <w:lsdException w:name="Normal" w:uiPriority="0" w:qFormat="1"/>
+    <w:lsdException w:name="heading 1" w:uiPriority="9" w:qFormat="1"/>
+    <w:lsdException w:name="heading 2" w:semiHidden="1" w:uiPriority="9" w:unhideWhenUsed="1" w:qFormat="1"/>
+    <w:lsdException w:name="heading 3" w:semiHidden="1" w:uiPriority="9" w:unhideWhenUsed="1" w:qFormat="1"/>
+    <w:lsdException w:name="heading 4" w:semiHidden="1" w:uiPriority="9" w:unhideWhenUsed="1" w:qFormat="1"/>
+    <w:lsdException w:name="heading 5" w:semiHidden="1" w:uiPriority="9" w:unhideWhenUsed="1" w:qFormat="1"/>
+    <w:lsdException w:name="heading 6" w:semiHidden="1" w:uiPriority="9" w:unhideWhenUsed="1" w:qFormat="1"/>
+    <w:lsdException w:name="heading 7" w:semiHidden="1" w:uiPriority="9" w:unhideWhenUsed="1" w:qFormat="1"/>
+    <w:lsdException w:name="heading 8" w:semiHidden="1" w:uiPriority="9" w:unhideWhenUsed="1" w:qFormat="1"/>
+    <w:lsdException w:name="heading 9" w:semiHidden="1" w:uiPriority="9" w:unhideWhenUsed="1" w:qFormat="1"/>
+    <w:lsdException w:name="index 1" w:semiHidden="1" w:unhideWhenUsed="1"/>
+    <w:lsdException w:name="index 2" w:semiHidden="1" w:unhideWhenUsed="1"/>
+    <w:lsdException w:name="index 3" w:semiHidden="1" w:unhideWhenUsed="1"/>
+    <w:lsdException w:name="index 4" w:semiHidden="1" w:unhideWhenUsed="1"/>
+    <w:lsdException w:name="index 5" w:semiHidden="1" w:unhideWhenUsed="1"/>
+    <w:lsdException w:name="index 6" w:semiHidden="1" w:unhideWhenUsed="1"/>
+    <w:lsdException w:name="index 7" w:semiHidden="1" w:unhideWhenUsed="1"/>
+    <w:lsdException w:name="index 8" w:semiHidden="1" w:unhideWhenUsed="1"/>
+    <w:lsdException w:name="index 9" w:semiHidden="1" w:unhideWhenUsed="1"/>
+    <w:lsdException w:name="toc 1" w:semiHidden="1" w:uiPriority="39" w:unhideWhenUsed="1"/>
+    <w:lsdException w:name="toc 2" w:semiHidden="1" w:uiPriority="39" w:unhideWhenUsed="1"/>
+    <w:lsdException w:name="toc 3" w:semiHidden="1" w:uiPriority="39" w:unhideWhenUsed="1"/>
+    <w:lsdException w:name="toc 4" w:semiHidden="1" w:uiPriority="39" w:unhideWhenUsed="1"/>
+    <w:lsdException w:name="toc 5" w:semiHidden="1" w:uiPriority="39" w:unhideWhenUsed="1"/>
+    <w:lsdException w:name="toc 6" w:semiHidden="1" w:uiPriority="39" w:unhideWhenUsed="1"/>
+    <w:lsdException w:name="toc 7" w:semiHidden="1" w:uiPriority="39" w:unhideWhenUsed="1"/>
+    <w:lsdException w:name="toc 8" w:semiHidden="1" w:uiPriority="39" w:unhideWhenUsed="1"/>
+    <w:lsdException w:name="toc 9" w:semiHidden="1" w:uiPriority="39" w:unhideWhenUsed="1"/>
+    <w:lsdException w:name="Normal Indent" w:semiHidden="1" w:unhideWhenUsed="1"/>
+    <w:lsdException w:name="footnote text" w:semiHidden="1" w:unhideWhenUsed="1"/>
+    <w:lsdException w:name="annotation text" w:semiHidden="1" w:unhideWhenUsed="1"/>
+    <w:lsdException w:name="header" w:semiHidden="1" w:unhideWhenUsed="1"/>
+    <w:lsdException w:name="footer" w:semiHidden="1" w:unhideWhenUsed="1"/>
+    <w:lsdException w:name="index heading" w:semiHidden="1" w:unhideWhenUsed="1"/>
+    <w:lsdException w:name="caption" w:semiHidden="1" w:uiPriority="35" w:unhideWhenUsed="1" w:qFormat="1"/>
+    <w:lsdException w:name="table of figures" w:semiHidden="1" w:unhideWhenUsed="1"/>
+    <w:lsdException w:name="envelope address" w:semiHidden="1" w:unhideWhenUsed="1"/>
+    <w:lsdException w:name="envelope return" w:semiHidden="1" w:unhideWhenUsed="1"/>
+    <w:lsdException w:name="footnote reference" w:semiHidden="1" w:unhideWhenUsed="1"/>
+    <w:lsdException w:name="annotation reference" w:semiHidden="1" w:unhideWhenUsed="1"/>
+    <w:lsdException w:name="line number" w:semiHidden="1" w:unhideWhenUsed="1"/>
+    <w:lsdException w:name="page number" w:semiHidden="1" w:unhideWhenUsed="1"/>
+    <w:lsdException w:name="endnote reference" w:semiHidden="1" w:unhideWhenUsed="1"/>
+    <w:lsdException w:name="endnote text" w:semiHidden="1" w:unhideWhenUsed="1"/>
+    <w:lsdException w:name="table of authorities" w:semiHidden="1" w:unhideWhenUsed="1"/>
+    <w:lsdException w:name="macro" w:semiHidden="1" w:unhideWhenUsed="1"/>
+    <w:lsdException w:name="toa heading" w:semiHidden="1" w:unhideWhenUsed="1"/>
+    <w:lsdException w:name="List" w:semiHidden="1" w:unhideWhenUsed="1"/>
+    <w:lsdException w:name="List Bullet" w:semiHidden="1" w:unhideWhenUsed="1"/>
+    <w:lsdException w:name="List Number" w:semiHidden="1" w:unhideWhenUsed="1"/>
+    <w:lsdException w:name="List 2" w:semiHidden="1" w:unhideWhenUsed="1"/>
+    <w:lsdException w:name="List 3" w:semiHidden="1" w:unhideWhenUsed="1"/>
+    <w:lsdException w:name="List 4" w:semiHidden="1" w:unhideWhenUsed="1"/>
+    <w:lsdException w:name="List 5" w:semiHidden="1" w:unhideWhenUsed="1"/>
+    <w:lsdException w:name="List Bullet 2" w:semiHidden="1" w:unhideWhenUsed="1"/>
+    <w:lsdException w:name="List Bullet 3" w:semiHidden="1" w:unhideWhenUsed="1"/>
+    <w:lsdException w:name="List Bullet 4" w:semiHidden="1" w:unhideWhenUsed="1"/>
+    <w:lsdException w:name="List Bullet 5" w:semiHidden="1" w:unhideWhenUsed="1"/>
+    <w:lsdException w:name="List Number 2" w:semiHidden="1" w:unhideWhenUsed="1"/>
+    <w:lsdException w:name="List Number 3" w:semiHidden="1" w:unhideWhenUsed="1"/>
+    <w:lsdException w:name="List Number 4" w:semiHidden="1" w:unhideWhenUsed="1"/>
+    <w:lsdException w:name="List Number 5" w:semiHidden="1" w:unhideWhenUsed="1"/>
+    <w:lsdException w:name="Title" w:uiPriority="10" w:qFormat="1"/>
+    <w:lsdException w:name="Closing" w:semiHidden="1" w:unhideWhenUsed="1"/>
+    <w:lsdException w:name="Signature" w:semiHidden="1" w:unhideWhenUsed="1"/>
+    <w:lsdException w:name="Default Paragraph Font" w:semiHidden="1" w:uiPriority="1" w:unhideWhenUsed="1"/>
+    <w:lsdException w:name="Body Text" w:semiHidden="1" w:unhideWhenUsed="1"/>
+    <w:lsdException w:name="Body Text Indent" w:semiHidden="1" w:unhideWhenUsed="1"/>
+    <w:lsdException w:name="List Continue" w:semiHidden="1" w:unhideWhenUsed="1"/>
+    <w:lsdException w:name="List Continue 2" w:semiHidden="1" w:unhideWhenUsed="1"/>
+    <w:lsdException w:name="List Continue 3" w:semiHidden="1" w:unhideWhenUsed="1"/>
+    <w:lsdException w:name="List Continue 4" w:semiHidden="1" w:unhideWhenUsed="1"/>
+    <w:lsdException w:name="List Continue 5" w:semiHidden="1" w:unhideWhenUsed="1"/>
+    <w:lsdException w:name="Message Header" w:semiHidden="1" w:unhideWhenUsed="1"/>
+    <w:lsdException w:name="Subtitle" w:uiPriority="11" w:qFormat="1"/>
+    <w:lsdException w:name="Salutation" w:semiHidden="1" w:unhideWhenUsed="1"/>
+    <w:lsdException w:name="Date" w:semiHidden="1" w:unhideWhenUsed="1"/>
+    <w:lsdException w:name="Body Text First Indent" w:semiHidden="1" w:unhideWhenUsed="1"/>
+    <w:lsdException w:name="Body Text First Indent 2" w:semiHidden="1" w:unhideWhenUsed="1"/>
+    <w:lsdException w:name="Note Heading" w:semiHidden="1" w:unhideWhenUsed="1"/>
+    <w:lsdException w:name="Body Text 2" w:semiHidden="1" w:unhideWhenUsed="1"/>
+    <w:lsdException w:name="Body Text 3" w:semiHidden="1" w:unhideWhenUsed="1"/>
+    <w:lsdException w:name="Body Text Indent 2" w:semiHidden="1" w:unhideWhenUsed="1"/>
+    <w:lsdException w:name="Body Text Indent 3" w:semiHidden="1" w:unhideWhenUsed="1"/>
+    <w:lsdException w:name="Block Text" w:semiHidden="1" w:unhideWhenUsed="1"/>
+    <w:lsdException w:name="Hyperlink" w:semiHidden="1" w:unhideWhenUsed="1"/>
+    <w:lsdException w:name="FollowedHyperlink" w:semiHidden="1" w:unhideWhenUsed="1"/>
+    <w:lsdException w:name="Strong" w:uiPriority="22" w:qFormat="1"/>
+    <w:lsdException w:name="Emphasis" w:uiPriority="20" w:qFormat="1"/>
+    <w:lsdException w:name="Document Map" w:semiHidden="1" w:unhideWhenUsed="1"/>
+    <w:lsdException w:name="Plain Text" w:semiHidden="1" w:unhideWhenUsed="1"/>
+    <w:lsdException w:name="E-mail Signature" w:semiHidden="1" w:unhideWhenUsed="1"/>
+    <w:lsdException w:name="HTML Top of Form" w:semiHidden="1" w:unhideWhenUsed="1"/>
+    <w:lsdException w:name="HTML Bottom of Form" w:semiHidden="1" w:unhideWhenUsed="1"/>
+    <w:lsdException w:name="Normal (Web)" w:semiHidden="1" w:unhideWhenUsed="1"/>
+    <w:lsdException w:name="HTML Acronym" w:semiHidden="1" w:unhideWhenUsed="1"/>
+    <w:lsdException w:name="HTML Address" w:semiHidden="1" w:unhideWhenUsed="1"/>
+    <w:lsdException w:name="HTML Cite" w:semiHidden="1" w:unhideWhenUsed="1"/>
+    <w:lsdException w:name="HTML Code" w:semiHidden="1" w:unhideWhenUsed="1"/>
+    <w:lsdException w:name="HTML Definition" w:semiHidden="1" w:unhideWhenUsed="1"/>
+    <w:lsdException w:name="HTML Keyboard" w:semiHidden="1" w:unhideWhenUsed="1"/>
+    <w:lsdException w:name="HTML Preformatted" w:semiHidden="1" w:unhideWhenUsed="1"/>
+    <w:lsdException w:name="HTML Sample" w:semiHidden="1" w:unhideWhenUsed="1"/>
+    <w:lsdException w:name="HTML Typewriter" w:semiHidden="1" w:unhideWhenUsed="1"/>
+    <w:lsdException w:name="HTML Variable" w:semiHidden="1" w:unhideWhenUsed="1"/>
+    <w:lsdException w:name="Normal Table" w:semiHidden="1" w:unhideWhenUsed="1"/>
+    <w:lsdException w:name="annotation subject" w:semiHidden="1" w:unhideWhenUsed="1"/>
+    <w:lsdException w:name="No List" w:semiHidden="1" w:unhideWhenUsed="1"/>
+    <w:lsdException w:name="Outline List 1" w:semiHidden="1" w:unhideWhenUsed="1"/>
+    <w:lsdException w:name="Outline List 2" w:semiHidden="1" w:unhideWhenUsed="1"/>
+    <w:lsdException w:name="Outline List 3" w:semiHidden="1" w:unhideWhenUsed="1"/>
+    <w:lsdException w:name="Table Simple 1" w:semiHidden="1" w:unhideWhenUsed="1"/>
+    <w:lsdException w:name="Table Simple 2" w:semiHidden="1" w:unhideWhenUsed="1"/>
+    <w:lsdException w:name="Table Simple 3" w:semiHidden="1" w:unhideWhenUsed="1"/>
+    <w:lsdException w:name="Table Classic 1" w:semiHidden="1" w:unhideWhenUsed="1"/>
+    <w:lsdException w:name="Table Classic 2" w:semiHidden="1" w:unhideWhenUsed="1"/>
+    <w:lsdException w:name="Table Classic 3" w:semiHidden="1" w:unhideWhenUsed="1"/>
+    <w:lsdException w:name="Table Classic 4" w:semiHidden="1" w:unhideWhenUsed="1"/>
+    <w:lsdException w:name="Table Colorful 1" w:semiHidden="1" w:unhideWhenUsed="1"/>
+    <w:lsdException w:name="Table Colorful 2" w:semiHidden="1" w:unhideWhenUsed="1"/>
+    <w:lsdException w:name="Table Colorful 3" w:semiHidden="1" w:unhideWhenUsed="1"/>
+    <w:lsdException w:name="Table Columns 1" w:semiHidden="1" w:unhideWhenUsed="1"/>
+    <w:lsdException w:name="Table Columns 2" w:semiHidden="1" w:unhideWhenUsed="1"/>
+    <w:lsdException w:name="Table Columns 3" w:semiHidden="1" w:unhideWhenUsed="1"/>
+    <w:lsdException w:name="Table Columns 4" w:semiHidden="1" w:unhideWhenUsed="1"/>
+    <w:lsdException w:name="Table Columns 5" w:semiHidden="1" w:unhideWhenUsed="1"/>
+    <w:lsdException w:name="Table Grid 1" w:semiHidden="1" w:unhideWhenUsed="1"/>
+    <w:lsdException w:name="Table Grid 2" w:semiHidden="1" w:unhideWhenUsed="1"/>
+    <w:lsdException w:name="Table Grid 3" w:semiHidden="1" w:unhideWhenUsed="1"/>
+    <w:lsdException w:name="Table Grid 4" w:semiHidden="1" w:unhideWhenUsed="1"/>
+    <w:lsdException w:name="Table Grid 5" w:semiHidden="1" w:unhideWhenUsed="1"/>
+    <w:lsdException w:name="Table Grid 6" w:semiHidden="1" w:unhideWhenUsed="1"/>
+    <w:lsdException w:name="Table Grid 7" w:semiHidden="1" w:unhideWhenUsed="1"/>
+    <w:lsdException w:name="Table Grid 8" w:semiHidden="1" w:unhideWhenUsed="1"/>
+    <w:lsdException w:name="Table List 1" w:semiHidden="1" w:unhideWhenUsed="1"/>
+    <w:lsdException w:name="Table List 2" w:semiHidden="1" w:unhideWhenUsed="1"/>
+    <w:lsdException w:name="Table List 3" w:semiHidden="1" w:unhideWhenUsed="1"/>
+    <w:lsdException w:name="Table List 4" w:semiHidden="1" w:unhideWhenUsed="1"/>
+    <w:lsdException w:name="Table List 5" w:semiHidden="1" w:unhideWhenUsed="1"/>
+    <w:lsdException w:name="Table List 6" w:semiHidden="1" w:unhideWhenUsed="1"/>
+    <w:lsdException w:name="Table List 7" w:semiHidden="1" w:unhideWhenUsed="1"/>
+    <w:lsdException w:name="Table List 8" w:semiHidden="1" w:unhideWhenUsed="1"/>
+    <w:lsdException w:name="Table 3D effects 1" w:semiHidden="1" w:unhideWhenUsed="1"/>
+    <w:lsdException w:name="Table 3D effects 2" w:semiHidden="1" w:unhideWhenUsed="1"/>
+    <w:lsdException w:name="Table 3D effects 3" w:semiHidden="1" w:unhideWhenUsed="1"/>
+    <w:lsdException w:name="Table Contemporary" w:semiHidden="1" w:unhideWhenUsed="1"/>
+    <w:lsdException w:name="Table Elegant" w:semiHidden="1" w:unhideWhenUsed="1"/>
+    <w:lsdException w:name="Table Professional" w:semiHidden="1" w:unhideWhenUsed="1"/>
+    <w:lsdException w:name="Table Subtle 1" w:semiHidden="1" w:unhideWhenUsed="1"/>
+    <w:lsdException w:name="Table Subtle 2" w:semiHidden="1" w:unhideWhenUsed="1"/>
+    <w:lsdException w:name="Table Web 1" w:semiHidden="1" w:unhideWhenUsed="1"/>
+    <w:lsdException w:name="Table Web 2" w:semiHidden="1" w:unhideWhenUsed="1"/>
+    <w:lsdException w:name="Table Web 3" w:semiHidden="1" w:unhideWhenUsed="1"/>
+    <w:lsdException w:name="Balloon Text" w:semiHidden="1" w:unhideWhenUsed="1"/>
+    <w:lsdException w:name="Table Grid" w:uiPriority="39"/>
+    <w:lsdException w:name="Table Theme" w:semiHidden="1" w:unhideWhenUsed="1"/>
+    <w:lsdException w:name="Placeholder Text" w:semiHidden="1"/>
+    <w:lsdException w:name="No Spacing" w:uiPriority="1" w:qFormat="1"/>
+    <w:lsdException w:name="Light Shading" w:uiPriority="60"/>
+    <w:lsdException w:name="Light List" w:uiPriority="61"/>
+    <w:lsdException w:name="Light Grid" w:uiPriority="62"/>
+    <w:lsdException w:name="Medium Shading 1" w:uiPriority="63"/>
+    <w:lsdException w:name="Medium Shading 2" w:uiPriority="64"/>
+    <w:lsdException w:name="Medium List 1" w:uiPriority="65"/>
+    <w:lsdException w:name="Medium List 2" w:uiPriority="66"/>
+    <w:lsdException w:name="Medium Grid 1" w:uiPriority="67"/>
+    <w:lsdException w:name="Medium Grid 2" w:uiPriority="68"/>
+    <w:lsdException w:name="Medium Grid 3" w:uiPriority="69"/>
+    <w:lsdException w:name="Dark List" w:uiPriority="70"/>
+    <w:lsdException w:name="Colorful Shading" w:uiPriority="71"/>
+    <w:lsdException w:name="Colorful List" w:uiPriority="72"/>
+    <w:lsdException w:name="Colorful Grid" w:uiPriority="73"/>
+    <w:lsdException w:name="Light Shading Accent 1" w:uiPriority="60"/>
+    <w:lsdException w:name="Light List Accent 1" w:uiPriority="61"/>
+    <w:lsdException w:name="Light Grid Accent 1" w:uiPriority="62"/>
+    <w:lsdException w:name="Medium Shading 1 Accent 1" w:uiPriority="63"/>
+    <w:lsdException w:name="Medium Shading 2 Accent 1" w:uiPriority="64"/>
+    <w:lsdException w:name="Medium List 1 Accent 1" w:uiPriority="65"/>
+    <w:lsdException w:name="Revision" w:semiHidden="1"/>
+    <w:lsdException w:name="List Paragraph" w:uiPriority="34" w:qFormat="1"/>
+    <w:lsdException w:name="Quote" w:uiPriority="29" w:qFormat="1"/>
+    <w:lsdException w:name="Intense Quote" w:uiPriority="30" w:qFormat="1"/>
+    <w:lsdException w:name="Medium List 2 Accent 1" w:uiPriority="66"/>
+    <w:lsdException w:name="Medium Grid 1 Accent 1" w:uiPriority="67"/>
+    <w:lsdException w:name="Medium Grid 2 Accent 1" w:uiPriority="68"/>
+    <w:lsdException w:name="Medium Grid 3 Accent 1" w:uiPriority="69"/>
+    <w:lsdException w:name="Dark List Accent 1" w:uiPriority="70"/>
+    <w:lsdException w:name="Colorful Shading Accent 1" w:uiPriority="71"/>
+    <w:lsdException w:name="Colorful List Accent 1" w:uiPriority="72"/>
+    <w:lsdException w:name="Colorful Grid Accent 1" w:uiPriority="73"/>
+    <w:lsdException w:name="Light Shading Accent 2" w:uiPriority="60"/>
+    <w:lsdException w:name="Light List Accent 2" w:uiPriority="61"/>
+    <w:lsdException w:name="Light Grid Accent 2" w:uiPriority="62"/>
+    <w:lsdException w:name="Medium Shading 1 Accent 2" w:uiPriority="63"/>
+    <w:lsdException w:name="Medium Shading 2 Accent 2" w:uiPriority="64"/>
+    <w:lsdException w:name="Medium List 1 Accent 2" w:uiPriority="65"/>
+    <w:lsdException w:name="Medium List 2 Accent 2" w:uiPriority="66"/>
+    <w:lsdException w:name="Medium Grid 1 Accent 2" w:uiPriority="67"/>
+    <w:lsdException w:name="Medium Grid 2 Accent 2" w:uiPriority="68"/>
+    <w:lsdException w:name="Medium Grid 3 Accent 2" w:uiPriority="69"/>
+    <w:lsdException w:name="Dark List Accent 2" w:uiPriority="70"/>
+    <w:lsdException w:name="Colorful Shading Accent 2" w:uiPriority="71"/>
+    <w:lsdException w:name="Colorful List Accent 2" w:uiPriority="72"/>
+    <w:lsdException w:name="Colorful Grid Accent 2" w:uiPriority="73"/>
+    <w:lsdException w:name="Light Shading Accent 3" w:uiPriority="60"/>
+    <w:lsdException w:name="Light List Accent 3" w:uiPriority="61"/>
+    <w:lsdException w:name="Light Grid Accent 3" w:uiPriority="62"/>
+    <w:lsdException w:name="Medium Shading 1 Accent 3" w:uiPriority="63"/>
+    <w:lsdException w:name="Medium Shading 2 Accent 3" w:uiPriority="64"/>
+    <w:lsdException w:name="Medium List 1 Accent 3" w:uiPriority="65"/>
+    <w:lsdException w:name="Medium List 2 Accent 3" w:uiPriority="66"/>
+    <w:lsdException w:name="Medium Grid 1 Accent 3" w:uiPriority="67"/>
+    <w:lsdException w:name="Medium Grid 2 Accent 3" w:uiPriority="68"/>
+    <w:lsdException w:name="Medium Grid 3 Accent 3" w:uiPriority="69"/>
+    <w:lsdException w:name="Dark List Accent 3" w:uiPriority="70"/>
+    <w:lsdException w:name="Colorful Shading Accent 3" w:uiPriority="71"/>
+    <w:lsdException w:name="Colorful List Accent 3" w:uiPriority="72"/>
+    <w:lsdException w:name="Colorful Grid Accent 3" w:uiPriority="73"/>
+    <w:lsdException w:name="Light Shading Accent 4" w:uiPriority="60"/>
+    <w:lsdException w:name="Light List Accent 4" w:uiPriority="61"/>
+    <w:lsdException w:name="Light Grid Accent 4" w:uiPriority="62"/>
+    <w:lsdException w:name="Medium Shading 1 Accent 4" w:uiPriority="63"/>
+    <w:lsdException w:name="Medium Shading 2 Accent 4" w:uiPriority="64"/>
+    <w:lsdException w:name="Medium List 1 Accent 4" w:uiPriority="65"/>
+    <w:lsdException w:name="Medium List 2 Accent 4" w:uiPriority="66"/>
+    <w:lsdException w:name="Medium Grid 1 Accent 4" w:uiPriority="67"/>
+    <w:lsdException w:name="Medium Grid 2 Accent 4" w:uiPriority="68"/>
+    <w:lsdException w:name="Medium Grid 3 Accent 4" w:uiPriority="69"/>
+    <w:lsdException w:name="Dark List Accent 4" w:uiPriority="70"/>
+    <w:lsdException w:name="Colorful Shading Accent 4" w:uiPriority="71"/>
+    <w:lsdException w:name="Colorful List Accent 4" w:uiPriority="72"/>
+    <w:lsdException w:name="Colorful Grid Accent 4" w:uiPriority="73"/>
+    <w:lsdException w:name="Light Shading Accent 5" w:uiPriority="60"/>
+    <w:lsdException w:name="Light List Accent 5" w:uiPriority="61"/>
+    <w:lsdException w:name="Light Grid Accent 5" w:uiPriority="62"/>
+    <w:lsdException w:name="Medium Shading 1 Accent 5" w:uiPriority="63"/>
+    <w:lsdException w:name="Medium Shading 2 Accent 5" w:uiPriority="64"/>
+    <w:lsdException w:name="Medium List 1 Accent 5" w:uiPriority="65"/>
+    <w:lsdException w:name="Medium List 2 Accent 5" w:uiPriority="66"/>
+    <w:lsdException w:name="Medium Grid 1 Accent 5" w:uiPriority="67"/>
+    <w:lsdException w:name="Medium Grid 2 Accent 5" w:uiPriority="68"/>
+    <w:lsdException w:name="Medium Grid 3 Accent 5" w:uiPriority="69"/>
+    <w:lsdException w:name="Dark List Accent 5" w:uiPriority="70"/>
+    <w:lsdException w:name="Colorful Shading Accent 5" w:uiPriority="71"/>
+    <w:lsdException w:name="Colorful List Accent 5" w:uiPriority="72"/>
+    <w:lsdException w:name="Colorful Grid Accent 5" w:uiPriority="73"/>
+    <w:lsdException w:name="Light Shading Accent 6" w:uiPriority="60"/>
+    <w:lsdException w:name="Light List Accent 6" w:uiPriority="61"/>
+    <w:lsdException w:name="Light Grid Accent 6" w:uiPriority="62"/>
+    <w:lsdException w:name="Medium Shading 1 Accent 6" w:uiPriority="63"/>
+    <w:lsdException w:name="Medium Shading 2 Accent 6" w:uiPriority="64"/>
+    <w:lsdException w:name="Medium List 1 Accent 6" w:uiPriority="65"/>
+    <w:lsdException w:name="Medium List 2 Accent 6" w:uiPriority="66"/>
+    <w:lsdException w:name="Medium Grid 1 Accent 6" w:uiPriority="67"/>
+    <w:lsdException w:name="Medium Grid 2 Accent 6" w:uiPriority="68"/>
+    <w:lsdException w:name="Medium Grid 3 Accent 6" w:uiPriority="69"/>
+    <w:lsdException w:name="Dark List Accent 6" w:uiPriority="70"/>
+    <w:lsdException w:name="Colorful Shading Accent 6" w:uiPriority="71"/>
+    <w:lsdException w:name="Colorful List Accent 6" w:uiPriority="72"/>
+    <w:lsdException w:name="Colorful Grid Accent 6" w:uiPriority="73"/>
+    <w:lsdException w:name="Subtle Emphasis" w:uiPriority="19" w:qFormat="1"/>
+    <w:lsdException w:name="Intense Emphasis" w:uiPriority="21" w:qFormat="1"/>
+    <w:lsdException w:name="Subtle Reference" w:uiPriority="31" w:qFormat="1"/>
+    <w:lsdException w:name="Intense Reference" w:uiPriority="32" w:qFormat="1"/>
+    <w:lsdException w:name="Book Title" w:uiPriority="33" w:qFormat="1"/>
+    <w:lsdException w:name="Bibliography" w:semiHidden="1" w:uiPriority="37" w:unhideWhenUsed="1"/>
+    <w:lsdException w:name="TOC Heading" w:semiHidden="1" w:uiPriority="39" w:unhideWhenUsed="1" w:qFormat="1"/>
+    <w:lsdException w:name="Plain Table 1" w:uiPriority="41"/>
+    <w:lsdException w:name="Plain Table 2" w:uiPriority="42"/>
+    <w:lsdException w:name="Plain Table 3" w:uiPriority="43"/>
+    <w:lsdException w:name="Plain Table 4" w:uiPriority="44"/>
+    <w:lsdException w:name="Plain Table 5" w:uiPriority="45"/>
+    <w:lsdException w:name="Grid Table Light" w:uiPriority="40"/>
+    <w:lsdException w:name="Grid Table 1 Light" w:uiPriority="46"/>
+    <w:lsdException w:name="Grid Table 2" w:uiPriority="47"/>
+    <w:lsdException w:name="Grid Table 3" w:uiPriority="48"/>
+    <w:lsdException w:name="Grid Table 4" w:uiPriority="49"/>
+    <w:lsdException w:name="Grid Table 5 Dark" w:uiPriority="50"/>
+    <w:lsdException w:name="Grid Table 6 Colorful" w:uiPriority="51"/>
+    <w:lsdException w:name="Grid Table 7 Colorful" w:uiPriority="52"/>
+    <w:lsdException w:name="Grid Table 1 Light Accent 1" w:uiPriority="46"/>
+    <w:lsdException w:name="Grid Table 2 Accent 1" w:uiPriority="47"/>
+    <w:lsdException w:name="Grid Table 3 Accent 1" w:uiPriority="48"/>
+    <w:lsdException w:name="Grid Table 4 Accent 1" w:uiPriority="49"/>
+    <w:lsdException w:name="Grid Table 5 Dark Accent 1" w:uiPriority="50"/>
+    <w:lsdException w:name="Grid Table 6 Colorful Accent 1" w:uiPriority="51"/>
+    <w:lsdException w:name="Grid Table 7 Colorful Accent 1" w:uiPriority="52"/>
+    <w:lsdException w:name="Grid Table 1 Light Accent 2" w:uiPriority="46"/>
+    <w:lsdException w:name="Grid Table 2 Accent 2" w:uiPriority="47"/>
+    <w:lsdException w:name="Grid Table 3 Accent 2" w:uiPriority="48"/>
+    <w:lsdException w:name="Grid Table 4 Accent 2" w:uiPriority="49"/>
+    <w:lsdException w:name="Grid Table 5 Dark Accent 2" w:uiPriority="50"/>
+    <w:lsdException w:name="Grid Table 6 Colorful Accent 2" w:uiPriority="51"/>
+    <w:lsdException w:name="Grid Table 7 Colorful Accent 2" w:uiPriority="52"/>
+    <w:lsdException w:name="Grid Table 1 Light Accent 3" w:uiPriority="46"/>
+    <w:lsdException w:name="Grid Table 2 Accent 3" w:uiPriority="47"/>
+    <w:lsdException w:name="Grid Table 3 Accent 3" w:uiPriority="48"/>
+    <w:lsdException w:name="Grid Table 4 Accent 3" w:uiPriority="49"/>
+    <w:lsdException w:name="Grid Table 5 Dark Accent 3" w:uiPriority="50"/>
+    <w:lsdException w:name="Grid Table 6 Colorful Accent 3" w:uiPriority="51"/>
+    <w:lsdException w:name="Grid Table 7 Colorful Accent 3" w:uiPriority="52"/>
+    <w:lsdException w:name="Grid Table 1 Light Accent 4" w:uiPriority="46"/>
+    <w:lsdException w:name="Grid Table 2 Accent 4" w:uiPriority="47"/>
+    <w:lsdException w:name="Grid Table 3 Accent 4" w:uiPriority="48"/>
+    <w:lsdException w:name="Grid Table 4 Accent 4" w:uiPriority="49"/>
+    <w:lsdException w:name="Grid Table 5 Dark Accent 4" w:uiPriority="50"/>
+    <w:lsdException w:name="Grid Table 6 Colorful Accent 4" w:uiPriority="51"/>
+    <w:lsdException w:name="Grid Table 7 Colorful Accent 4" w:uiPriority="52"/>
+    <w:lsdException w:name="Grid Table 1 Light Accent 5" w:uiPriority="46"/>
+    <w:lsdException w:name="Grid Table 2 Accent 5" w:uiPriority="47"/>
+    <w:lsdException w:name="Grid Table 3 Accent 5" w:uiPriority="48"/>
+    <w:lsdException w:name="Grid Table 4 Accent 5" w:uiPriority="49"/>
+    <w:lsdException w:name="Grid Table 5 Dark Accent 5" w:uiPriority="50"/>
+    <w:lsdException w:name="Grid Table 6 Colorful Accent 5" w:uiPriority="51"/>
+    <w:lsdException w:name="Grid Table 7 Colorful Accent 5" w:uiPriority="52"/>
+    <w:lsdException w:name="Grid Table 1 Light Accent 6" w:uiPriority="46"/>
+    <w:lsdException w:name="Grid Table 2 Accent 6" w:uiPriority="47"/>
+    <w:lsdException w:name="Grid Table 3 Accent 6" w:uiPriority="48"/>
+    <w:lsdException w:name="Grid Table 4 Accent 6" w:uiPriority="49"/>
+    <w:lsdException w:name="Grid Table 5 Dark Accent 6" w:uiPriority="50"/>
+    <w:lsdException w:name="Grid Table 6 Colorful Accent 6" w:uiPriority="51"/>
+    <w:lsdException w:name="Grid Table 7 Colorful Accent 6" w:uiPriority="52"/>
+    <w:lsdException w:name="List Table 1 Light" w:uiPriority="46"/>
+    <w:lsdException w:name="List Table 2" w:uiPriority="47"/>
+    <w:lsdException w:name="List Table 3" w:uiPriority="48"/>
+    <w:lsdException w:name="List Table 4" w:uiPriority="49"/>
+    <w:lsdException w:name="List Table 5 Dark" w:uiPriority="50"/>
+    <w:lsdException w:name="List Table 6 Colorful" w:uiPriority="51"/>
+    <w:lsdException w:name="List Table 7 Colorful" w:uiPriority="52"/>
+    <w:lsdException w:name="List Table 1 Light Accent 1" w:uiPriority="46"/>
+    <w:lsdException w:name="List Table 2 Accent 1" w:uiPriority="47"/>
+    <w:lsdException w:name="List Table 3 Accent 1" w:uiPriority="48"/>
+    <w:lsdException w:name="List Table 4 Accent 1" w:uiPriority="49"/>
+    <w:lsdException w:name="List Table 5 Dark Accent 1" w:uiPriority="50"/>
+    <w:lsdException w:name="List Table 6 Colorful Accent 1" w:uiPriority="51"/>
+    <w:lsdException w:name="List Table 7 Colorful Accent 1" w:uiPriority="52"/>
+    <w:lsdException w:name="List Table 1 Light Accent 2" w:uiPriority="46"/>
+    <w:lsdException w:name="List Table 2 Accent 2" w:uiPriority="47"/>
+    <w:lsdException w:name="List Table 3 Accent 2" w:uiPriority="48"/>
+    <w:lsdException w:name="List Table 4 Accent 2" w:uiPriority="49"/>
+    <w:lsdException w:name="List Table 5 Dark Accent 2" w:uiPriority="50"/>
+    <w:lsdException w:name="List Table 6 Colorful Accent 2" w:uiPriority="51"/>
+    <w:lsdException w:name="List Table 7 Colorful Accent 2" w:uiPriority="52"/>
+    <w:lsdException w:name="List Table 1 Light Accent 3" w:uiPriority="46"/>
+    <w:lsdException w:name="List Table 2 Accent 3" w:uiPriority="47"/>
+    <w:lsdException w:name="List Table 3 Accent 3" w:uiPriority="48"/>
+    <w:lsdException w:name="List Table 4 Accent 3" w:uiPriority="49"/>
+    <w:lsdException w:name="List Table 5 Dark Accent 3" w:uiPriority="50"/>
+    <w:lsdException w:name="List Table 6 Colorful Accent 3" w:uiPriority="51"/>
+    <w:lsdException w:name="List Table 7 Colorful Accent 3" w:uiPriority="52"/>
+    <w:lsdException w:name="List Table 1 Light Accent 4" w:uiPriority="46"/>
+    <w:lsdException w:name="List Table 2 Accent 4" w:uiPriority="47"/>
+    <w:lsdException w:name="List Table 3 Accent 4" w:uiPriority="48"/>
+    <w:lsdException w:name="List Table 4 Accent 4" w:uiPriority="49"/>
+    <w:lsdException w:name="List Table 5 Dark Accent 4" w:uiPriority="50"/>
+    <w:lsdException w:name="List Table 6 Colorful Accent 4" w:uiPriority="51"/>
+    <w:lsdException w:name="List Table 7 Colorful Accent 4" w:uiPriority="52"/>
+    <w:lsdException w:name="List Table 1 Light Accent 5" w:uiPriority="46"/>
+    <w:lsdException w:name="List Table 2 Accent 5" w:uiPriority="47"/>
+    <w:lsdException w:name="List Table 3 Accent 5" w:uiPriority="48"/>
+    <w:lsdException w:name="List Table 4 Accent 5" w:uiPriority="49"/>
+    <w:lsdException w:name="List Table 5 Dark Accent 5" w:uiPriority="50"/>
+    <w:lsdException w:name="List Table 6 Colorful Accent 5" w:uiPriority="51"/>
+    <w:lsdException w:name="List Table 7 Colorful Accent 5" w:uiPriority="52"/>
+    <w:lsdException w:name="List Table 1 Light Accent 6" w:uiPriority="46"/>
+    <w:lsdException w:name="List Table 2 Accent 6" w:uiPriority="47"/>
+    <w:lsdException w:name="List Table 3 Accent 6" w:uiPriority="48"/>
+    <w:lsdException w:name="List Table 4 Accent 6" w:uiPriority="49"/>
+    <w:lsdException w:name="List Table 5 Dark Accent 6" w:uiPriority="50"/>
+    <w:lsdException w:name="List Table 6 Colorful Accent 6" w:uiPriority="51"/>
+    <w:lsdException w:name="List Table 7 Colorful Accent 6" w:uiPriority="52"/>
+    <w:lsdException w:name="Mention" w:semiHidden="1" w:unhideWhenUsed="1"/>
+    <w:lsdException w:name="Smart Hyperlink" w:semiHidden="1" w:unhideWhenUsed="1"/>
+    <w:lsdException w:name="Hashtag" w:semiHidden="1" w:unhideWhenUsed="1"/>
+    <w:lsdException w:name="Unresolved Mention" w:semiHidden="1" w:unhideWhenUsed="1"/>
+  </w:latentStyles>
+  <w:style w:type="paragraph" w:default="1" w:styleId="Normal">
+    <w:name w:val="Normal"/>
+    <w:qFormat/>
+  </w:style>
+  <w:style w:type="character" w:default="1" w:styleId="DefaultParagraphFont">
+    <w:name w:val="Default Paragraph Font"/>
+    <w:uiPriority w:val="1"/>
+    <w:semiHidden/>
+    <w:unhideWhenUsed/>
+  </w:style>
+  <w:style w:type="table" w:default="1" w:styleId="TableNormal">
+    <w:name w:val="Normal Table"/>
+    <w:uiPriority w:val="99"/>
+    <w:semiHidden/>
+    <w:unhideWhenUsed/>
+    <w:tblPr>
+      <w:tblInd w:w="0" w:type="dxa"/>
+      <w:tblCellMar>
+        <w:top w:w="0" w:type="dxa"/>
+        <w:left w:w="108" w:type="dxa"/>
+        <w:bottom w:w="0" w:type="dxa"/>
+        <w:right w:w="108" w:type="dxa"/>
+      </w:tblCellMar>
+    </w:tblPr>
+  </w:style>
+  <w:style w:type="numbering" w:default="1" w:styleId="NoList">
+    <w:name w:val="No List"/>
+    <w:uiPriority w:val="99"/>
+    <w:semiHidden/>
+    <w:unhideWhenUsed/>
+  </w:style>
+  <w:style w:type="character" w:styleId="PlaceholderText">
+    <w:name w:val="Placeholder Text"/>
+    <w:basedOn w:val="DefaultParagraphFont"/>
+    <w:uiPriority w:val="99"/>
+    <w:semiHidden/>
+    <w:rsid w:val="007B0692"/>
+    <w:rPr>
+      <w:color w:val="808080"/>
+    </w:rPr>
+  </w:style>
+</w:styles>
+</file>
+
+<file path=word/glossary/webSettings.xml><?xml version="1.0" encoding="utf-8"?>
+<w:webSettings xmlns:mc="http://schemas.openxmlformats.org/markup-compatibility/2006" xmlns:r="http://schemas.openxmlformats.org/officeDocument/2006/relationships" xmlns:w="http://schemas.openxmlformats.org/wordprocessingml/2006/main" xmlns:w14="http://schemas.microsoft.com/office/word/2010/wordml" xmlns:w15="http://schemas.microsoft.com/office/word/2012/wordml" xmlns:w16cid="http://schemas.microsoft.com/office/word/2016/wordml/cid" xmlns:w16se="http://schemas.microsoft.com/office/word/2015/wordml/symex" mc:Ignorable="w14 w15 w16se w16cid">
+  <w:optimizeForBrowser/>
+  <w:allowPNG/>
+</w:webSettings>
 </file>
 
 <file path=word/theme/theme1.xml><?xml version="1.0" encoding="utf-8"?>
@@ -1871,4 +3299,40 @@
     </a:ext>
   </a:extLst>
 </a:theme>
+</file>
+
+<file path=word/webextensions/taskpanes.xml><?xml version="1.0" encoding="utf-8"?>
+<wetp:taskpanes xmlns:wetp="http://schemas.microsoft.com/office/webextensions/taskpanes/2010/11">
+  <wetp:taskpane dockstate="right" visibility="0" width="350" row="3">
+    <wetp:webextensionref xmlns:r="http://schemas.openxmlformats.org/officeDocument/2006/relationships" r:id="rId1"/>
+  </wetp:taskpane>
+</wetp:taskpanes>
+</file>
+
+<file path=word/webextensions/webextension1.xml><?xml version="1.0" encoding="utf-8"?>
+<we:webextension xmlns:we="http://schemas.microsoft.com/office/webextensions/webextension/2010/11" id="{ECF50F97-3E2F-48B3-BF08-43881ABBD4EE}">
+  <we:reference id="wa104382081" version="1.55.1.0" store="en-US" storeType="OMEX"/>
+  <we:alternateReferences>
+    <we:reference id="wa104382081" version="1.55.1.0" store="" storeType="OMEX"/>
+  </we:alternateReferences>
+  <we:properties>
+    <we:property name="MENDELEY_CITATIONS" value="[{&quot;citationID&quot;:&quot;MENDELEY_CITATION_b6fd0cee-5305-423b-b091-09401569221e&quot;,&quot;properties&quot;:{&quot;noteIndex&quot;:0},&quot;isEdited&quot;:false,&quot;manualOverride&quot;:{&quot;isManuallyOverridden&quot;:false,&quot;citeprocText&quot;:&quot;(Bussa &lt;i&gt;et al.&lt;/i&gt;, no date; Hajo Wiemer, Lucas Drowatzky and Steffen Ihlenfeldt, no date; Kadu &lt;i&gt;et al.&lt;/i&gt;, no date; Mammen Vinod and S, no date; Raghu &lt;i&gt;et al.&lt;/i&gt;, no date; Shepley, no date; William &lt;i&gt;et al.&lt;/i&gt;, no date; Swamilingappa Harakannanavar &lt;i&gt;et al.&lt;/i&gt;, 2019; Anwarul and Dahiya, 2020; Jilcha Sileyew, 2020; Kortli &lt;i&gt;et al.&lt;/i&gt;, 2020; Li &lt;i&gt;et al.&lt;/i&gt;, 2020; Puckdeevongs &lt;i&gt;et al.&lt;/i&gt;, 2020; Qureshi, 2020; Yang and Han, 2020; Alhanaee &lt;i&gt;et al.&lt;/i&gt;, 2021; Eridani &lt;i&gt;et al.&lt;/i&gt;, 2021; Moolla &lt;i&gt;et al.&lt;/i&gt;, 2021; Gavkare &lt;i&gt;et al.&lt;/i&gt;, 2022; Rossi, Lazarini and Hirama, 2022; Hande &lt;i&gt;et al.&lt;/i&gt;, 2023; Nick Hotz, 2023)&quot;,&quot;manualOverrideText&quot;:&quot;&quot;},&quot;citationTag&quot;:&quot;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&quot;,&quot;citationItems&quot;:[{&quot;id&quot;:&quot;57d7f057-25f7-3965-98a2-e4083869fbe6&quot;,&quot;itemData&quot;:{&quot;type&quot;:&quot;article-journal&quot;,&quot;id&quot;:&quot;57d7f057-25f7-3965-98a2-e4083869fbe6&quot;,&quot;title&quot;:&quot;Face recognition attendance system based on real-time video processing&quot;,&quot;author&quot;:[{&quot;family&quot;:&quot;Yang&quot;,&quot;given&quot;:&quot;Hao&quot;,&quot;parse-names&quot;:false,&quot;dropping-particle&quot;:&quot;&quot;,&quot;non-dropping-particle&quot;:&quot;&quot;},{&quot;family&quot;:&quot;Han&quot;,&quot;given&quot;:&quot;Xiaofeng&quot;,&quot;parse-names&quot;:false,&quot;dropping-particle&quot;:&quot;&quot;,&quot;non-dropping-particle&quot;:&quot;&quot;}],&quot;container-title&quot;:&quot;IEEE Access&quot;,&quot;DOI&quot;:&quot;10.1109/ACCESS.2020.3007205&quot;,&quot;ISSN&quot;:&quot;21693536&quot;,&quot;issued&quot;:{&quot;date-parts&quot;:[[2020]]},&quot;page&quot;:&quot;159143-159150&quot;,&quot;abstract&quot;:&quot;With the advent of the era of big data in the world and the commercial value of face recognition technology, the prospects for face recognition technology are very bright and have great market demand. This article aims to design a face recognition attendance system based on real-time video processing. This article mainly sets four directions to consider the problems: the accuracy rate of the face recognition system in the actual check-in, the stability of the face recognition attendance system with real-time video processing, the truancy rate of the face recognition attendance system with real-time video processing and the interface settings of the face recognition attendance system using real-time video processing. By analyzing the situation of these problems, the concept of attendance system based on face recognition technology is proposed, and the research on face recognition attendance system based on real-time video processing is carried out. Experimental data shows that the accuracy rate of the video face recognition system is up to 82%. Compared with the traditional check-in method, the face recognition attendance system can be reduced by about 60%. The rate of skipping classes has greatly reduced the phenomenon of students leaving early and skipping classes. The face recognition time and attendance system with real-time video processing through the above experimental certification can quickly complete the tasks of students in the time and attendance check-in system, get rid of the complex naming phenomenon, greatly improve the efficiency of class, and play an important role in guiding the development of the time and attendance system.&quot;,&quot;publisher&quot;:&quot;Institute of Electrical and Electronics Engineers Inc.&quot;,&quot;volume&quot;:&quot;8&quot;,&quot;container-title-short&quot;:&quot;&quot;},&quot;isTemporary&quot;:false},{&quot;id&quot;:&quot;9fc8c566-7848-3c13-b662-d27f0b8340b0&quot;,&quot;itemData&quot;:{&quot;type&quot;:&quot;article-journal&quot;,&quot;id&quot;:&quot;9fc8c566-7848-3c13-b662-d27f0b8340b0&quot;,&quot;title&quot;:&quot;A Review of Face Recognition Technology&quot;,&quot;author&quot;:[{&quot;family&quot;:&quot;Li&quot;,&quot;given&quot;:&quot;Lixiang&quot;,&quot;parse-names&quot;:false,&quot;dropping-particle&quot;:&quot;&quot;,&quot;non-dropping-particle&quot;:&quot;&quot;},{&quot;family&quot;:&quot;Mu&quot;,&quot;given&quot;:&quot;Xiaohui&quot;,&quot;parse-names&quot;:false,&quot;dropping-particle&quot;:&quot;&quot;,&quot;non-dropping-particle&quot;:&quot;&quot;},{&quot;family&quot;:&quot;Li&quot;,&quot;given&quot;:&quot;Siying&quot;,&quot;parse-names&quot;:false,&quot;dropping-particle&quot;:&quot;&quot;,&quot;non-dropping-particle&quot;:&quot;&quot;},{&quot;family&quot;:&quot;Peng&quot;,&quot;given&quot;:&quot;Haipeng&quot;,&quot;parse-names&quot;:false,&quot;dropping-particle&quot;:&quot;&quot;,&quot;non-dropping-particle&quot;:&quot;&quot;}],&quot;container-title&quot;:&quot;IEEE Access&quot;,&quot;DOI&quot;:&quot;10.1109/ACCESS.2020.3011028&quot;,&quot;ISSN&quot;:&quot;21693536&quot;,&quot;issued&quot;:{&quot;date-parts&quot;:[[2020]]},&quot;page&quot;:&quot;139110-139120&quot;,&quot;abstract&quot;:&quot;Face recognition technology is a biometric technology, which is based on the identification of facial features of a person. People collect the face images, and the recognition equipment automatically processes the images. The paper introduces the related researches of face recognition from different perspectives. The paper describes the development stages and the related technologies of face recognition. We introduce the research of face recognition for real conditions, and we introduce the general evaluation standards and the general databases of face recognition. We give a forward-looking view of face recognition. Face recognition has become the future development direction and has many potential application prospects.&quot;,&quot;publisher&quot;:&quot;Institute of Electrical and Electronics Engineers Inc.&quot;,&quot;volume&quot;:&quot;8&quot;,&quot;container-title-short&quot;:&quot;&quot;},&quot;isTemporary&quot;:false},{&quot;id&quot;:&quot;f8b69135-6e31-3e43-bdee-e1b3365b444d&quot;,&quot;itemData&quot;:{&quot;type&quot;:&quot;article-journal&quot;,&quot;id&quot;:&quot;f8b69135-6e31-3e43-bdee-e1b3365b444d&quot;,&quot;title&quot;:&quot;Systematic Literature Review on the Accuracy of Face Recognition Algorithms&quot;,&quot;author&quot;:[{&quot;family&quot;:&quot;Rossi&quot;,&quot;given&quot;:&quot;Rogério&quot;,&quot;parse-names&quot;:false,&quot;dropping-particle&quot;:&quot;&quot;,&quot;non-dropping-particle&quot;:&quot;&quot;},{&quot;family&quot;:&quot;Lazarini&quot;,&quot;given&quot;:&quot;Marcos Agenor&quot;,&quot;parse-names&quot;:false,&quot;dropping-particle&quot;:&quot;&quot;,&quot;non-dropping-particle&quot;:&quot;&quot;},{&quot;family&quot;:&quot;Hirama&quot;,&quot;given&quot;:&quot;Kechi&quot;,&quot;parse-names&quot;:false,&quot;dropping-particle&quot;:&quot;&quot;,&quot;non-dropping-particle&quot;:&quot;&quot;}],&quot;container-title&quot;:&quot;EAI Endorsed Transactions on Internet of Things&quot;,&quot;DOI&quot;:&quot;10.4108/eetiot.v8i30.2346&quot;,&quot;issued&quot;:{&quot;date-parts&quot;:[[2022,9,12]]},&quot;page&quot;:&quot;e5&quot;,&quot;abstract&quot;:&quot;Real-time facial recognition systems have been increasingly used, making it relevant to address the accuracy of these systems given the credibility and trust they must offer. Therefore, this article seeks to identify the algorithms currently used by facial recognition systems through a Systematic Literature Review that considers recent scientific articles, published between 2018 and 2021. From the initial collection of ninety-three articles, a subset of thirteen was selected after applying the inclusion and exclusion procedures. One of the outstanding results of this research corresponds to the use of algorithms based on Artificial Neural Networks (ANN) considered in 21% of the solutions, highlighting the use of Convolutional Neural Network (CNN). Another relevant result is the identification of the use of the Viola-Jones algorithm, present in 19% of the solutions. In addition, from this research, two specific facial recognition solutions associated with access control were found considering the principles of the Internet of Things, one being applied to access control to environments and the other applied to smart cities.&quot;,&quot;publisher&quot;:&quot;European Alliance for Innovation n.o.&quot;,&quot;issue&quot;:&quot;30&quot;,&quot;volume&quot;:&quot;8&quot;,&quot;container-title-short&quot;:&quot;&quot;},&quot;isTemporary&quot;:false},{&quot;id&quot;:&quot;1b5c978f-5f11-33c3-bd53-8a59017cdb40&quot;,&quot;itemData&quot;:{&quot;type&quot;:&quot;paper-conference&quot;,&quot;id&quot;:&quot;1b5c978f-5f11-33c3-bd53-8a59017cdb40&quot;,&quot;title&quot;:&quot;A comprehensive review on face recognition methods and factors affecting facial recognition accuracy&quot;,&quot;author&quot;:[{&quot;family&quot;:&quot;Anwarul&quot;,&quot;given&quot;:&quot;Shahina&quot;,&quot;parse-names&quot;:false,&quot;dropping-particle&quot;:&quot;&quot;,&quot;non-dropping-particle&quot;:&quot;&quot;},{&quot;family&quot;:&quot;Dahiya&quot;,&quot;given&quot;:&quot;Susheela&quot;,&quot;parse-names&quot;:false,&quot;dropping-particle&quot;:&quot;&quot;,&quot;non-dropping-particle&quot;:&quot;&quot;}],&quot;container-title&quot;:&quot;Lecture Notes in Electrical Engineering&quot;,&quot;DOI&quot;:&quot;10.1007/978-3-030-29407-6_36&quot;,&quot;ISBN&quot;:&quot;9783030294069&quot;,&quot;ISSN&quot;:&quot;18761119&quot;,&quot;issued&quot;:{&quot;date-parts&quot;:[[2020]]},&quot;page&quot;:&quot;495-514&quot;,&quot;abstract&quot;:&quot;As of late, the need for biometric security framework is elevated for giving safety and security against frauds, theft, and so on. Face recognition has gained a significant position among all biometric-based systems. It can be used for authentication and surveillance to prove the identity of a person and detect individuals, respectively. In this paper, a point-by-point outline of some imperative existing strategies which are accustomed to managing the issues of face recognition has been introduced along with their face recognition accuracy and the factors responsible to degrade the performance of the study. In the first section of this paper, different factors that degrade the facial recognition accuracy have been investigated like aging, pose variation, partial occlusion, illumination, facial expressions, and so on. While in the second section, different techniques have been discussed that worked to mitigate the effect of discussed factors.&quot;,&quot;publisher&quot;:&quot;Springer&quot;,&quot;volume&quot;:&quot;597&quot;,&quot;container-title-short&quot;:&quot;&quot;},&quot;isTemporary&quot;:false},{&quot;id&quot;:&quot;81366aaa-b97f-3e2e-a7af-d949c1619312&quot;,&quot;itemData&quot;:{&quot;type&quot;:&quot;article&quot;,&quot;id&quot;:&quot;81366aaa-b97f-3e2e-a7af-d949c1619312&quot;,&quot;title&quot;:&quot;Face recognition systems: A survey&quot;,&quot;author&quot;:[{&quot;family&quot;:&quot;Kortli&quot;,&quot;given&quot;:&quot;Yassin&quot;,&quot;parse-names&quot;:false,&quot;dropping-particle&quot;:&quot;&quot;,&quot;non-dropping-particle&quot;:&quot;&quot;},{&quot;family&quot;:&quot;Jridi&quot;,&quot;given&quot;:&quot;Maher&quot;,&quot;parse-names&quot;:false,&quot;dropping-particle&quot;:&quot;&quot;,&quot;non-dropping-particle&quot;:&quot;&quot;},{&quot;family&quot;:&quot;Falou&quot;,&quot;given&quot;:&quot;Ayman&quot;,&quot;parse-names&quot;:false,&quot;dropping-particle&quot;:&quot;&quot;,&quot;non-dropping-particle&quot;:&quot;Al&quot;},{&quot;family&quot;:&quot;Atri&quot;,&quot;given&quot;:&quot;Mohamed&quot;,&quot;parse-names&quot;:false,&quot;dropping-particle&quot;:&quot;&quot;,&quot;non-dropping-particle&quot;:&quot;&quot;}],&quot;container-title&quot;:&quot;Sensors (Switzerland)&quot;,&quot;DOI&quot;:&quot;10.3390/s20020342&quot;,&quot;ISSN&quot;:&quot;14248220&quot;,&quot;PMID&quot;:&quot;31936089&quot;,&quot;issued&quot;:{&quot;date-parts&quot;:[[2020,1,2]]},&quot;abstract&quot;:&quot;Over the past few decades, interest in theories and algorithms for face recognition has been growing rapidly. Video surveillance, criminal identification, building access control, and unmanned and autonomous vehicles are just a few examples of concrete applications that are gaining attraction among industries. Various techniques are being developed including local, holistic, and hybrid approaches, which provide a face image description using only a few face image features or the whole facial features. The main contribution of this survey is to review some well-known techniques for each approach and to give the taxonomy of their categories. In the paper, a detailed comparison between these techniques is exposed by listing the advantages and the disadvantages of their schemes in terms of robustness, accuracy, complexity, and discrimination. One interesting feature mentioned in the paper is about the database used for face recognition. An overview of the most commonly used databases, including those of supervised and unsupervised learning, is given. Numerical results of the most interesting techniques are given along with the context of experiments and challenges handled by these techniques. Finally, a solid discussion is given in the paper about future directions in terms of techniques to be used for face recognition.&quot;,&quot;publisher&quot;:&quot;MDPI AG&quot;,&quot;issue&quot;:&quot;2&quot;,&quot;volume&quot;:&quot;20&quot;,&quot;container-title-short&quot;:&quot;&quot;},&quot;isTemporary&quot;:false},{&quot;id&quot;:&quot;5b496a66-194e-31b3-ab27-85dfad86d621&quot;,&quot;itemData&quot;:{&quot;type&quot;:&quot;paper-conference&quot;,&quot;id&quot;:&quot;5b496a66-194e-31b3-ab27-85dfad86d621&quot;,&quot;title&quot;:&quot;Face recognition smart attendance system using deep transfer learning&quot;,&quot;author&quot;:[{&quot;family&quot;:&quot;Alhanaee&quot;,&quot;given&quot;:&quot;Khawla&quot;,&quot;parse-names&quot;:false,&quot;dropping-particle&quot;:&quot;&quot;,&quot;non-dropping-particle&quot;:&quot;&quot;},{&quot;family&quot;:&quot;Alhammadi&quot;,&quot;given&quot;:&quot;Mitha&quot;,&quot;parse-names&quot;:false,&quot;dropping-particle&quot;:&quot;&quot;,&quot;non-dropping-particle&quot;:&quot;&quot;},{&quot;family&quot;:&quot;Almenhali&quot;,&quot;given&quot;:&quot;Nahla&quot;,&quot;parse-names&quot;:false,&quot;dropping-particle&quot;:&quot;&quot;,&quot;non-dropping-particle&quot;:&quot;&quot;},{&quot;family&quot;:&quot;Shatnawi&quot;,&quot;given&quot;:&quot;Maad&quot;,&quot;parse-names&quot;:false,&quot;dropping-particle&quot;:&quot;&quot;,&quot;non-dropping-particle&quot;:&quot;&quot;}],&quot;container-title&quot;:&quot;Procedia Computer Science&quot;,&quot;container-title-short&quot;:&quot;Procedia Comput Sci&quot;,&quot;DOI&quot;:&quot;10.1016/j.procs.2021.09.184&quot;,&quot;ISSN&quot;:&quot;18770509&quot;,&quot;issued&quot;:{&quot;date-parts&quot;:[[2021]]},&quot;page&quot;:&quot;4093-4102&quot;,&quot;abstract&quot;:&quot;Face identification has been considered an interesting research domain in the past few years as it plays a major biometric authentication role in several applications including attendance management and access control systems. Attendance management systems are very important to all organization though they are complex and time-consuming for managing regular attendance log. There are many automated human identification techniques such as biometrics, RFID, eye tracking, voice recognition. Face is one of the most broadly used biometrics for human identity authentication. This paper presents a facial recognition attendance system based on deep learning convolutional neural networks. We utilize transfer learning by using three pre-trained convolutional neural networks and trained them on our data. The three networks showed very high performance in terms of high prediction accuracy and reasonable training time.&quot;,&quot;publisher&quot;:&quot;Elsevier B.V.&quot;,&quot;volume&quot;:&quot;192&quot;},&quot;isTemporary&quot;:false},{&quot;id&quot;:&quot;6fcb1ad2-f802-36c5-8076-f27f4cdb6818&quot;,&quot;itemData&quot;:{&quot;type&quot;:&quot;article-journal&quot;,&quot;id&quot;:&quot;6fcb1ad2-f802-36c5-8076-f27f4cdb6818&quot;,&quot;title&quot;:&quot;NO CONTACT SMART ATTENDANCE SYSTEM&quot;,&quot;author&quot;:[{&quot;family&quot;:&quot;Kadu&quot;,&quot;given&quot;:&quot;Jay&quot;,&quot;parse-names&quot;:false,&quot;dropping-particle&quot;:&quot;&quot;,&quot;non-dropping-particle&quot;:&quot;&quot;},{&quot;family&quot;:&quot;Waghole&quot;,&quot;given&quot;:&quot;Mayur&quot;,&quot;parse-names&quot;:false,&quot;dropping-particle&quot;:&quot;&quot;,&quot;non-dropping-particle&quot;:&quot;&quot;},{&quot;family&quot;:&quot;Patil&quot;,&quot;given&quot;:&quot;Prathamesh&quot;,&quot;parse-names&quot;:false,&quot;dropping-particle&quot;:&quot;&quot;,&quot;non-dropping-particle&quot;:&quot;&quot;},{&quot;family&quot;:&quot;Yadav&quot;,&quot;given&quot;:&quot;Shailaja&quot;,&quot;parse-names&quot;:false,&quot;dropping-particle&quot;:&quot;&quot;,&quot;non-dropping-particle&quot;:&quot;&quot;}],&quot;container-title&quot;:&quot;www.irjmets.com @International Research Journal of Modernization in Engineering&quot;,&quot;DOI&quot;:&quot;10.56726/IRJMETS40148&quot;,&quot;ISSN&quot;:&quot;2582-5208&quot;,&quot;URL&quot;:&quot;https://www.doi.org/10.56726/IRJMETS40148&quot;,&quot;abstract&quot;:&quot;Many industries, organizations, and universities are now using technologies such as RFID, Iris recognition, and fingerprint recognition to record employee and student attendance. Among all these technologies, facial recognition is the fastest and most contactless system for marking presence. Time and attendance and security systems have several uses. The proposed work uses this technology to implement a system that records the attendance of students, staff, and others using Contactless intelligent attendance system with RFID and facial recognition. A certain amount of time is set to scan your face and detect your presence. Using this technology, databases are automatically uploaded to a web server through an internet connection. The main advantage of this technique is that this process takes place without human intervention. In the project, a Raspberry Pi with OpenCV library installed and a Raspberry Pi camera module for facial recognition and RFID Reader is connected. All data is stored on a memory card attached to the Raspberry Pi controller and can be accessed or controlled over the internet. Results show that continuous monitoring improves the accuracy of this project and maximizes outcomes.&quot;,&quot;volume&quot;:&quot;6693&quot;,&quot;container-title-short&quot;:&quot;&quot;},&quot;isTemporary&quot;:false},{&quot;id&quot;:&quot;1672537d-4e8c-3db3-8483-8db61ef7538b&quot;,&quot;itemData&quot;:{&quot;type&quot;:&quot;report&quot;,&quot;id&quot;:&quot;1672537d-4e8c-3db3-8483-8db61ef7538b&quot;,&quot;title&quot;:&quot;Smart Attendance System using OPENCV based on Facial Recognition&quot;,&quot;author&quot;:[{&quot;family&quot;:&quot;Bussa&quot;,&quot;given&quot;:&quot;Sudhir&quot;,&quot;parse-names&quot;:false,&quot;dropping-particle&quot;:&quot;&quot;,&quot;non-dropping-particle&quot;:&quot;&quot;},{&quot;family&quot;:&quot;Mani&quot;,&quot;given&quot;:&quot;Ananya&quot;,&quot;parse-names&quot;:false,&quot;dropping-particle&quot;:&quot;&quot;,&quot;non-dropping-particle&quot;:&quot;&quot;},{&quot;family&quot;:&quot;Bharuka&quot;,&quot;given&quot;:&quot;Shruti&quot;,&quot;parse-names&quot;:false,&quot;dropping-particle&quot;:&quot;&quot;,&quot;non-dropping-particle&quot;:&quot;&quot;},{&quot;family&quot;:&quot;Kaushik&quot;,&quot;given&quot;:&quot;Sakshi&quot;,&quot;parse-names&quot;:false,&quot;dropping-particle&quot;:&quot;&quot;,&quot;non-dropping-particle&quot;:&quot;&quot;}],&quot;URL&quot;:&quot;www.ijert.org&quot;,&quot;abstract&quot;:&quot;Face is the crucial part of the human body that uniquely identifies a person. Using the face characteristics as biometric, the face recognition system can be implemented. The most demanding task in any organization is attendance marking. In traditional attendance system, the students are called out by the teachers and their presence or absence is marked accordingly. However, these traditional techniques are time consuming and tedious. In this project, the Open CV based face recognition approach has been proposed. This model integrates a camera that captures an input image, an algorithm for detecting face from an input image, encoding and identifying the face, marking the attendance in a spreadsheet and converting it into PDF file. The training database is created by training the system with the faces of the authorized students. The cropped images are then stored as a database with respective labels. The features are extracted using LBPH algorithm.&quot;,&quot;container-title-short&quot;:&quot;&quot;},&quot;isTemporary&quot;:false},{&quot;id&quot;:&quot;cf0807b9-473d-3185-83fa-a0591f6f40d5&quot;,&quot;itemData&quot;:{&quot;type&quot;:&quot;article-journal&quot;,&quot;id&quot;:&quot;cf0807b9-473d-3185-83fa-a0591f6f40d5&quot;,&quot;title&quot;:&quot;Classroom attendance systems based on bluetooth low energy indoor positioning technology for smart campus&quot;,&quot;author&quot;:[{&quot;family&quot;:&quot;Puckdeevongs&quot;,&quot;given&quot;:&quot;Apiruk&quot;,&quot;parse-names&quot;:false,&quot;dropping-particle&quot;:&quot;&quot;,&quot;non-dropping-particle&quot;:&quot;&quot;},{&quot;family&quot;:&quot;Tripathi&quot;,&quot;given&quot;:&quot;N. K.&quot;,&quot;parse-names&quot;:false,&quot;dropping-particle&quot;:&quot;&quot;,&quot;non-dropping-particle&quot;:&quot;&quot;},{&quot;family&quot;:&quot;Witayangkurn&quot;,&quot;given&quot;:&quot;Apichon&quot;,&quot;parse-names&quot;:false,&quot;dropping-particle&quot;:&quot;&quot;,&quot;non-dropping-particle&quot;:&quot;&quot;},{&quot;family&quot;:&quot;Saengudomlert&quot;,&quot;given&quot;:&quot;Poompat&quot;,&quot;parse-names&quot;:false,&quot;dropping-particle&quot;:&quot;&quot;,&quot;non-dropping-particle&quot;:&quot;&quot;}],&quot;container-title&quot;:&quot;Information (Switzerland)&quot;,&quot;DOI&quot;:&quot;10.3390/INFO11060329&quot;,&quot;ISSN&quot;:&quot;20782489&quot;,&quot;issued&quot;:{&quot;date-parts&quot;:[[2020,6,1]]},&quot;abstract&quot;:&quot;Student attendance during classroom hours is important, because it impacts the academic performance of students. Consequently, several universities impose a minimum attendance percentage criterion for students to be allowed to attend examinations; therefore, recording student attendance is a vital task. Conventional methods for recording student attendance in the classroom, such as roll-call and sign-in, are an inefficient use of instruction time and only increase teachers' workloads. In this study, we propose a Bluetooth Low Energy-based student positioning framework for automatically recording student attendance in classrooms. The proposed architecture consists of two components, an indoor positioning framework within the classroom and student attendance registration. Experimental studies using our method show that the Received Signal Strength Indicator fingerprinting technique that is used in indoor scenarios can achieve satisfactory positioning accuracy, even in a classroom environment with typically high signal interference. We intentionally focused on designing a basic system with simple indoor devices based on ubiquitous Bluetooth technology and integrating an attendance system with computational techniques in order to minimize operational costs and complications. The proposed system is tested and demonstrated to be usable in a real classroom environment at Rangsit University, Thailand.&quot;,&quot;publisher&quot;:&quot;MDPI AG&quot;,&quot;issue&quot;:&quot;6&quot;,&quot;volume&quot;:&quot;11&quot;,&quot;container-title-short&quot;:&quot;&quot;},&quot;isTemporary&quot;:false},{&quot;id&quot;:&quot;b663bbfe-14c7-38c3-addf-a32f12830da1&quot;,&quot;itemData&quot;:{&quot;type&quot;:&quot;article-journal&quot;,&quot;id&quot;:&quot;b663bbfe-14c7-38c3-addf-a32f12830da1&quot;,&quot;title&quot;:&quot;Internet of things based attendance system design and development in a smart classroom&quot;,&quot;author&quot;:[{&quot;family&quot;:&quot;Eridani&quot;,&quot;given&quot;:&quot;Dania&quot;,&quot;parse-names&quot;:false,&quot;dropping-particle&quot;:&quot;&quot;,&quot;non-dropping-particle&quot;:&quot;&quot;},{&quot;family&quot;:&quot;Widianto&quot;,&quot;given&quot;:&quot;Eko Didik&quot;,&quot;parse-names&quot;:false,&quot;dropping-particle&quot;:&quot;&quot;,&quot;non-dropping-particle&quot;:&quot;&quot;},{&quot;family&quot;:&quot;Windasari&quot;,&quot;given&quot;:&quot;Ike Pertiwi&quot;,&quot;parse-names&quot;:false,&quot;dropping-particle&quot;:&quot;&quot;,&quot;non-dropping-particle&quot;:&quot;&quot;},{&quot;family&quot;:&quot;Bawono&quot;,&quot;given&quot;:&quot;Wildan Budi&quot;,&quot;parse-names&quot;:false,&quot;dropping-particle&quot;:&quot;&quot;,&quot;non-dropping-particle&quot;:&quot;&quot;},{&quot;family&quot;:&quot;Gunarto&quot;,&quot;given&quot;:&quot;Nadia Febrianita&quot;,&quot;parse-names&quot;:false,&quot;dropping-particle&quot;:&quot;&quot;,&quot;non-dropping-particle&quot;:&quot;&quot;}],&quot;container-title&quot;:&quot;Indonesian Journal of Electrical Engineering and Computer Science&quot;,&quot;DOI&quot;:&quot;10.11591/ijeecs.v23.i3.pp1432-1439&quot;,&quot;ISSN&quot;:&quot;25024760&quot;,&quot;issued&quot;:{&quot;date-parts&quot;:[[2021,9,1]]},&quot;page&quot;:&quot;1432-1439&quot;,&quot;abstract&quot;:&quot;Attendance records are one of the main administrative roles on campuses. Therefore, several technologies can be used on an attendance system, including barcode, radio frequency identification (RFID), fingerprint, and faceprint. The main functions of attendance systems on campuses are mainly focused on how to obtain the attendee data list, store on the database, and display the list on the information system. This research proposes an attendance system in the smart classroom which supports the system's previous activities as well as its integration with security and classroom management. In this system, the NodeMCU which was connected to the Wi-Fi router served as the controller, while the fingerspot revo FF-153BNC functioned as the system input. In addition, the database server was used to allocate attendee and classroom management data. This system is connected with the information system and classroom display unit, and component and system testing were applied in this research. The results showed that each system unit successfully integrated and managed the attendance, security, and classroom schedule.&quot;,&quot;publisher&quot;:&quot;Institute of Advanced Engineering and Science&quot;,&quot;issue&quot;:&quot;3&quot;,&quot;volume&quot;:&quot;23&quot;,&quot;container-title-short&quot;:&quot;&quot;},&quot;isTemporary&quot;:false},{&quot;id&quot;:&quot;2216934c-61fc-3ff3-ab88-9bee4a1f076b&quot;,&quot;itemData&quot;:{&quot;type&quot;:&quot;article-journal&quot;,&quot;id&quot;:&quot;2216934c-61fc-3ff3-ab88-9bee4a1f076b&quot;,&quot;title&quot;:&quot;A COMPREHENSIVE STUDY ON ACADEMIC AND INDUSTRY AUTHENTICATION AND ATTENDANCE SYSTEMS&quot;,&quot;author&quot;:[{&quot;family&quot;:&quot;Mammen Vinod&quot;,&quot;given&quot;:&quot;Vibin&quot;,&quot;parse-names&quot;:false,&quot;dropping-particle&quot;:&quot;&quot;,&quot;non-dropping-particle&quot;:&quot;&quot;},{&quot;family&quot;:&quot;S&quot;,&quot;given&quot;:&quot;Sindhuja C&quot;,&quot;parse-names&quot;:false,&quot;dropping-particle&quot;:&quot;&quot;,&quot;non-dropping-particle&quot;:&quot;&quot;}],&quot;ISSN&quot;:&quot;2277-8616&quot;,&quot;URL&quot;:&quot;www.ijstr.org&quot;,&quot;abstract&quot;:&quot;Attendance process has a difficult role in the classroom because it involves proper labeling of attendance for each candidate against their own roll call. The time and resources to be expended for the complete process is also the main scrutinizing consideration for attendance labeling in classrooms. A lot of research has been done to simplify the procedure using different technologies such as RFID tags, barcode scanning, biometric scanners, face detection, etc. This paper provides the in-depth analysis of the literature for the different historically applied systems and analyzes each one's vulnerabilities to consider the advanced system's deployment viability. The study identifies the biometric features as a standard for authentication. Fingerprint, face and iris recognition are far superior than other techniques in existence.&quot;,&quot;container-title-short&quot;:&quot;&quot;},&quot;isTemporary&quot;:false},{&quot;id&quot;:&quot;efbeafba-0707-39bf-bce0-bba932f08041&quot;,&quot;itemData&quot;:{&quot;type&quot;:&quot;article-journal&quot;,&quot;id&quot;:&quot;efbeafba-0707-39bf-bce0-bba932f08041&quot;,&quot;title&quot;:&quot;Face Recognition Smart Attendance System-A Survey&quot;,&quot;author&quot;:[{&quot;family&quot;:&quot;Gavkare&quot;,&quot;given&quot;:&quot;Abhishek&quot;,&quot;parse-names&quot;:false,&quot;dropping-particle&quot;:&quot;&quot;,&quot;non-dropping-particle&quot;:&quot;&quot;},{&quot;family&quot;:&quot;Prasad&quot;,&quot;given&quot;:&quot;Rajesh&quot;,&quot;parse-names&quot;:false,&quot;dropping-particle&quot;:&quot;&quot;,&quot;non-dropping-particle&quot;:&quot;&quot;},{&quot;family&quot;:&quot;Mandlik&quot;,&quot;given&quot;:&quot;Ashish&quot;,&quot;parse-names&quot;:false,&quot;dropping-particle&quot;:&quot;&quot;,&quot;non-dropping-particle&quot;:&quot;&quot;},{&quot;family&quot;:&quot;Mutkule&quot;,&quot;given&quot;:&quot;Abhishek&quot;,&quot;parse-names&quot;:false,&quot;dropping-particle&quot;:&quot;&quot;,&quot;non-dropping-particle&quot;:&quot;&quot;}],&quot;container-title&quot;:&quot;International Research Journal of Engineering and Technology&quot;,&quot;ISSN&quot;:&quot;2395-0056&quot;,&quot;URL&quot;:&quot;www.irjet.net&quot;,&quot;issued&quot;:{&quot;date-parts&quot;:[[2022]]},&quot;abstract&quot;:&quot;A biometric is a study of human features and characteristics. Despite the fact that no faces can be prevented as a security solution, face recognition is a rising field of biometrics for security. Manual attendance systems have various drawbacks, such as being less accurate and difficult to maintain, hence attendance systems are vitally important in schools and universities. So, in this day and age, we see several systems such as IoT and PIR sensor bases, as well as various models. So, for the sensor, we want to keep it in good condition so that it doesn't become damaged. In diverse models, we confront problems such as selecting which feature to use or, more importantly, managing variance in lighting, postures, and size. As a result, we are attempting to construct an \&quot;InClass\&quot; solution to address the aforementioned issue and provide a valid attendance sheet digitally.&quot;,&quot;container-title-short&quot;:&quot;&quot;},&quot;isTemporary&quot;:false},{&quot;id&quot;:&quot;c9c93d47-005a-3cf2-aacc-9113bfb1ee4a&quot;,&quot;itemData&quot;:{&quot;type&quot;:&quot;report&quot;,&quot;id&quot;:&quot;c9c93d47-005a-3cf2-aacc-9113bfb1ee4a&quot;,&quot;title&quot;:&quot;SMART ATTENDANCE SYSTEM BASED ON FACIAL RECOGNITION USING RASPBERRY PI&quot;,&quot;author&quot;:[{&quot;family&quot;:&quot;Hande&quot;,&quot;given&quot;:&quot;K D&quot;,&quot;parse-names&quot;:false,&quot;dropping-particle&quot;:&quot;&quot;,&quot;non-dropping-particle&quot;:&quot;&quot;},{&quot;family&quot;:&quot;Mhase&quot;,&quot;given&quot;:&quot;A A&quot;,&quot;parse-names&quot;:false,&quot;dropping-particle&quot;:&quot;&quot;,&quot;non-dropping-particle&quot;:&quot;&quot;},{&quot;family&quot;:&quot;Bhairemane&quot;,&quot;given&quot;:&quot;T S&quot;,&quot;parse-names&quot;:false,&quot;dropping-particle&quot;:&quot;&quot;,&quot;non-dropping-particle&quot;:&quot;&quot;},{&quot;family&quot;:&quot;Durekar&quot;,&quot;given&quot;:&quot;A A&quot;,&quot;parse-names&quot;:false,&quot;dropping-particle&quot;:&quot;&quot;,&quot;non-dropping-particle&quot;:&quot;&quot;},{&quot;family&quot;:&quot;Bhore&quot;,&quot;given&quot;:&quot;S N&quot;,&quot;parse-names&quot;:false,&quot;dropping-particle&quot;:&quot;&quot;,&quot;non-dropping-particle&quot;:&quot;&quot;},{&quot;family&quot;:&quot;Shinde&quot;,&quot;given&quot;:&quot;P N&quot;,&quot;parse-names&quot;:false,&quot;dropping-particle&quot;:&quot;&quot;,&quot;non-dropping-particle&quot;:&quot;&quot;}],&quot;container-title&quot;:&quot;Dogo Rangsang Research Journal UGC Care Group I Journal&quot;,&quot;issued&quot;:{&quot;date-parts&quot;:[[2023]]},&quot;abstract&quot;:&quot;The facial recognition-based intelligent attendance system with Raspberry Pi is an innovative solution that uses computer vision technology to automate the service process. This system uses a camera module and image processing algorithms to capture and analyze facial features, identify an individual and record their presence in a database. The system works by taking an image of a person's face and comparing it to a database of known faces. The recognition algorithm then matches the inputted image with the stored face and registers your presence accordingly. This system eliminates the need to manually track attendance, saving time and reducing errors.The Raspberry Pi is an inexpensive, credit card-sized computer used as the central processing unit in this system. It is an ideal platform to run the face recognition algorithm and communicate with the camera module. In addition, the Raspberry Pi can be networked to provide real-time data updates. Overall, the intelligent facial recognition system powered by Raspberry Pi is a cost-effective and efficient solution for organizations looking to streamline their attendance tracking process.&quot;,&quot;issue&quot;:&quot;5&quot;,&quot;volume&quot;:&quot;13&quot;,&quot;container-title-short&quot;:&quot;&quot;},&quot;isTemporary&quot;:false},{&quot;id&quot;:&quot;211c3686-39bc-32ef-9ac2-8705bd45f30b&quot;,&quot;itemData&quot;:{&quot;type&quot;:&quot;report&quot;,&quot;id&quot;:&quot;211c3686-39bc-32ef-9ac2-8705bd45f30b&quot;,&quot;title&quot;:&quot;XXX-X-XXXX-XXXX-X/XX/$XX.00 ©20XX IEEE Face Recognition using FaceNet (Survey, Performance Test, and Comparison)&quot;,&quot;author&quot;:[{&quot;family&quot;:&quot;William&quot;,&quot;given&quot;:&quot;Ivan&quot;,&quot;parse-names&quot;:false,&quot;dropping-particle&quot;:&quot;&quot;,&quot;non-dropping-particle&quot;:&quot;&quot;},{&quot;family&quot;:&quot;Rosal&quot;,&quot;given&quot;:&quot;De&quot;,&quot;parse-names&quot;:false,&quot;dropping-particle&quot;:&quot;&quot;,&quot;non-dropping-particle&quot;:&quot;&quot;},{&quot;family&quot;:&quot;Setiadi&quot;,&quot;given&quot;:&quot;Ignatius Moses&quot;,&quot;parse-names&quot;:false,&quot;dropping-particle&quot;:&quot;&quot;,&quot;non-dropping-particle&quot;:&quot;&quot;},{&quot;family&quot;:&quot;Rachmawanto&quot;,&quot;given&quot;:&quot;Eko Hari&quot;,&quot;parse-names&quot;:false,&quot;dropping-particle&quot;:&quot;&quot;,&quot;non-dropping-particle&quot;:&quot;&quot;},{&quot;family&quot;:&quot;Santoso&quot;,&quot;given&quot;:&quot;Heru Agus&quot;,&quot;parse-names&quot;:false,&quot;dropping-particle&quot;:&quot;&quot;,&quot;non-dropping-particle&quot;:&quot;&quot;},{&quot;family&quot;:&quot;Sari&quot;,&quot;given&quot;:&quot;Christy Atika&quot;,&quot;parse-names&quot;:false,&quot;dropping-particle&quot;:&quot;&quot;,&quot;non-dropping-particle&quot;:&quot;&quot;}],&quot;abstract&quot;:&quot;Face recognition that is technology used for recognizing human faces based on certain patterns and re-detect faces in various conditions. Face recognition is currently becoming popular to be applied in various ways, especially in security systems. Various methods of face recognition have been proposed in researches and increased accuracy is the main goal in the development of face recognition methods. FaceNet is one of the new methods in face recognition technology. This method is based on a deep convolutional network and triplet loss training to carry out training data, but the training process requires complex computing and a long time. By integrating the Tensorflow learning machine and pre-trained model, the training time needed is much shorter. This research aims to conduct surveys, test performance, and compare the accuracy of the results of recognizing the face of the FaceNet method with various other methods that have been developed previously. Implementation of the FaceNet method in research using two types of pre-trained models, namely CASIA-WebFace and VGGFace2, and tested on various data sets of standard face images that have been widely used before. From the results of this research experiment, FaceNet showed excellent results and was superior to other methods. By using VGGFace2 pre-trained models, FaceNet is able to touch 100% accuracy on YALE, JAFFE, AT &amp; T datasets, Essex faces95, Essex grimace, 99.375% for Essex faces94 dataset and the worst 77.67% for the faces96 dataset.&quot;,&quot;container-title-short&quot;:&quot;&quot;},&quot;isTemporary&quot;:false},{&quot;id&quot;:&quot;58c3c8c1-9f52-3bf3-9bf0-5267a53a9975&quot;,&quot;itemData&quot;:{&quot;type&quot;:&quot;report&quot;,&quot;id&quot;:&quot;58c3c8c1-9f52-3bf3-9bf0-5267a53a9975&quot;,&quot;title&quot;:&quot;DEEP LEARNING FOR FACE RECOGNITION: A CRITICAL ANALYSIS&quot;,&quot;author&quot;:[{&quot;family&quot;:&quot;Shepley&quot;,&quot;given&quot;:&quot;Andrew Jason&quot;,&quot;parse-names&quot;:false,&quot;dropping-particle&quot;:&quot;&quot;,&quot;non-dropping-particle&quot;:&quot;&quot;}],&quot;abstract&quot;:&quot;Face recognition is a rapidly developing and widely applied aspect of biometric technologies. Its applications are broad, ranging from law enforcement to consumer applications, and industry efficiency and monitoring solutions. The recent advent of affordable, powerful GPUs and the creation of huge face databases has drawn research focus primarily on the development of increasingly deep neural networks designed for all aspects of face recognition tasks, ranging from detection and preprocessing to feature representation and classification in verification and identification solutions. However, despite these improvements, real-time, accurate face recognition is still a challenge, primarily due to the high computational cost associated with the use of Deep Convolutions Neural Networks (DCNN), and the need to balance accuracy requirements with time and resource constraints. Other significant issues affecting face recognition relate to occlusion, illumination and pose invariance, which causes a notable decline in accuracy in both traditional handcrafted solutions and deep neural networks. This survey will provide a critical analysis and comparison of modern state of the art methodologies, their benefits, and their limitations. It provides a comprehensive coverage of both deep and shallow solutions, as they stand today, and highlight areas requiring future development and improvement. This review is aimed at facilitating research into novel approaches, and further development of current methodologies by scientists and engineers, whilst imparting an informative and analytical perspective on currently available solutions to end users in industry, government and consumer contexts.&quot;,&quot;container-title-short&quot;:&quot;&quot;},&quot;isTemporary&quot;:false},{&quot;id&quot;:&quot;28fef5a8-1528-3523-982b-a7d1aab265a5&quot;,&quot;itemData&quot;:{&quot;type&quot;:&quot;report&quot;,&quot;id&quot;:&quot;28fef5a8-1528-3523-982b-a7d1aab265a5&quot;,&quot;title&quot;:&quot;Student Attendance Monitoring System using IoT and RFID&quot;,&quot;author&quot;:[{&quot;family&quot;:&quot;Raghu&quot;,&quot;given&quot;:&quot;Asst&quot;,&quot;parse-names&quot;:false,&quot;dropping-particle&quot;:&quot;&quot;,&quot;non-dropping-particle&quot;:&quot;&quot;},{&quot;family&quot;:&quot;Prof&quot;,&quot;given&quot;:&quot;Asst&quot;,&quot;parse-names&quot;:false,&quot;dropping-particle&quot;:&quot;&quot;,&quot;non-dropping-particle&quot;:&quot;&quot;},{&quot;family&quot;:&quot;Santosh&quot;,&quot;given&quot;:&quot;M&quot;,&quot;parse-names&quot;:false,&quot;dropping-particle&quot;:&quot;&quot;,&quot;non-dropping-particle&quot;:&quot;&quot;},{&quot;family&quot;:&quot;Lohith&quot;,&quot;given&quot;:&quot;Asst Prof&quot;,&quot;parse-names&quot;:false,&quot;dropping-particle&quot;:&quot;&quot;,&quot;non-dropping-particle&quot;:&quot;&quot;}],&quot;container-title&quot;:&quot;International Journal of Scientific Research &amp; Engineering Trends&quot;,&quot;number-of-pages&quot;:&quot;2395-566&quot;,&quot;abstract&quot;:&quot;It is a difficult undertaking to keep kids' attendance up at a school. The manual handling of attendance is never easy. The goal of this project is to create a smart attendance system that effectively tracks and maintains student attendance in a setting on an automated basis. RFID readers and an Arduino Uno microcontroller were used to construct the entire system. Students' ID cards may be equipped with distinctive RFID tags. Additionally, Wi-Fi communication modules are employed to facilitate communication that is dependent on network availability. The creation of a student database is necessary. Messages on the pupils' attendance status are sent to parents' mobile devices via a GSM module. To determine the student's current location, a GPS module is employed. Teachers and administrators at any school won't have to do as much manual labor thanks to this method. IoT and RFID, two of the most well-liked technological trends, are included in the suggested work.&quot;,&quot;volume&quot;:&quot;9&quot;,&quot;container-title-short&quot;:&quot;&quot;},&quot;isTemporary&quot;:false},{&quot;id&quot;:&quot;63554044-dba4-3b19-97b4-5f5e41be6fdf&quot;,&quot;itemData&quot;:{&quot;type&quot;:&quot;article-journal&quot;,&quot;id&quot;:&quot;63554044-dba4-3b19-97b4-5f5e41be6fdf&quot;,&quot;title&quot;:&quot;The Proposed Implementation of RFID based Attendance System&quot;,&quot;author&quot;:[{&quot;family&quot;:&quot;Qureshi&quot;,&quot;given&quot;:&quot;Rizwan&quot;,&quot;parse-names&quot;:false,&quot;dropping-particle&quot;:&quot;&quot;,&quot;non-dropping-particle&quot;:&quot;&quot;}],&quot;container-title&quot;:&quot;International Journal of Software Engineering &amp; Applications&quot;,&quot;DOI&quot;:&quot;10.5121/ijsea.2020.11304&quot;,&quot;ISSN&quot;:&quot;09762221&quot;,&quot;issued&quot;:{&quot;date-parts&quot;:[[2020,5,31]]},&quot;page&quot;:&quot;59-69&quot;,&quot;abstract&quot;:&quot;Recent trends in Information and Communication Technology (ICT) embrace several smartphone applications in a variety of educational and industrial domains in the last several years. This research focuses to solve one of the promising problems of an educational domain to take attendance smartly using the Radio Frequency Identification (RFID) system. Current attendance system in King Abdul-Aziz University (KAU) Saudi Arabia is partly solving the attendance problem. There are several problems in the existing attendance systems such as time-consuming, the chance of mistakes, truancy issues, no contact with parent/guardian and not efficient because of roll call as taking manual attendance. The proposed RFID based attendance system will provide robust, secure and automatic attendance. The proposed system will use modern technology and support to institutions and parents to deal with most of the problems of existing attendance systems. There are several other benefits of RFID based system such as web-based and mobile interfaces, daily absent report, an automatic SMS alert to parent/guardian, reduce administrative work, improve the ratio of attendance, economical and highly efficient. The case study method will be used as a research design. The proposed system is developed and tested in KAU Saudi Arabia. The proposed system will have both web and mobile interfaces. The web interface will need the Internet to access the proposed system and the mobile interface will use the Android platform for the testing scenarios. The user will access the system to generate customized reports to review the status of students for a particular course. It is anticipated that the proposed system will significantly improve students' monitoring mechanisms hence enabling both parents and teachers in making appropriate decisions.&quot;,&quot;publisher&quot;:&quot;Academy and Industry Research Collaboration Center (AIRCC)&quot;,&quot;issue&quot;:&quot;3&quot;,&quot;volume&quot;:&quot;11&quot;,&quot;container-title-short&quot;:&quot;&quot;},&quot;isTemporary&quot;:false},{&quot;id&quot;:&quot;9181e13e-b852-3111-a7bc-9945c48286ec&quot;,&quot;itemData&quot;:{&quot;type&quot;:&quot;article-journal&quot;,&quot;id&quot;:&quot;9181e13e-b852-3111-a7bc-9945c48286ec&quot;,&quot;title&quot;:&quot;Biometric Recognition of Infants using Fingerprint, Iris, and Ear Biometrics&quot;,&quot;author&quot;:[{&quot;family&quot;:&quot;Moolla&quot;,&quot;given&quot;:&quot;Yaseen&quot;,&quot;parse-names&quot;:false,&quot;dropping-particle&quot;:&quot;&quot;,&quot;non-dropping-particle&quot;:&quot;&quot;},{&quot;family&quot;:&quot;Kock&quot;,&quot;given&quot;:&quot;Anton&quot;,&quot;parse-names&quot;:false,&quot;dropping-particle&quot;:&quot;&quot;,&quot;non-dropping-particle&quot;:&quot;De&quot;},{&quot;family&quot;:&quot;Mabuza-Hocquet&quot;,&quot;given&quot;:&quot;Gugulethu&quot;,&quot;parse-names&quot;:false,&quot;dropping-particle&quot;:&quot;&quot;,&quot;non-dropping-particle&quot;:&quot;&quot;},{&quot;family&quot;:&quot;Ntshangase&quot;,&quot;given&quot;:&quot;Cynthia Sthembile&quot;,&quot;parse-names&quot;:false,&quot;dropping-particle&quot;:&quot;&quot;,&quot;non-dropping-particle&quot;:&quot;&quot;},{&quot;family&quot;:&quot;Nelufule&quot;,&quot;given&quot;:&quot;Norman&quot;,&quot;parse-names&quot;:false,&quot;dropping-particle&quot;:&quot;&quot;,&quot;non-dropping-particle&quot;:&quot;&quot;},{&quot;family&quot;:&quot;Khanyile&quot;,&quot;given&quot;:&quot;Portia&quot;,&quot;parse-names&quot;:false,&quot;dropping-particle&quot;:&quot;&quot;,&quot;non-dropping-particle&quot;:&quot;&quot;}],&quot;container-title&quot;:&quot;IEEE Access&quot;,&quot;DOI&quot;:&quot;10.1109/ACCESS.2021.3062282&quot;,&quot;ISSN&quot;:&quot;21693536&quot;,&quot;issued&quot;:{&quot;date-parts&quot;:[[2021]]},&quot;page&quot;:&quot;38269-38286&quot;,&quot;abstract&quot;:&quot;Biometric recognition is often used for adults for a variety of purposes where an individual's identity must be ascertained. However, the biometric recognition of children is an unsolved challenge. Solving this challenge could protect children from identity theft and identity fraud, help in reuniting lost children with their parents, improve border control systems in combatting child trafficking, and assist in electronic record-keeping systems. In order to begin the development of biometric recognition systems for children, researchers collected fingerprint, iris, and outer ear shape biometric information from infants. Each modality provides different challenges. Where possible, the performance of existing hardware and software that was developed for adults was assessed with infants. Where necessary, novel hardware or software was developed. For the ear modality, existing hardware and software which have previously been applied to adults were applied to children. For the iris modality, existing hardware was used to acquire the images, while adjustments to the existing preprocessing algorithms were applied to cater for the localisation and segmentation of infant irises. For the fingerprint modality, novel hardware and image processing software were developed to acquire fingerprints from infants, and convert the images into a format which is backward compatible with existing international standards for minutiae extraction and comparison. The advantages and disadvantages of using each of these modalities during the first year of life were compared, based on both qualitative assessments of usage, and quantitative assessments of performance. While there is no conclusively best modality, recommendations of usage for each modality were provided.&quot;,&quot;publisher&quot;:&quot;Institute of Electrical and Electronics Engineers Inc.&quot;,&quot;volume&quot;:&quot;9&quot;,&quot;container-title-short&quot;:&quot;&quot;},&quot;isTemporary&quot;:false},{&quot;id&quot;:&quot;e0263027-813b-398e-92d1-e11ff549147b&quot;,&quot;itemData&quot;:{&quot;type&quot;:&quot;report&quot;,&quot;id&quot;:&quot;e0263027-813b-398e-92d1-e11ff549147b&quot;,&quot;title&quot;:&quot;An Extensive Study of Issues, Challenges and Achievements in Iris Recognition&quot;,&quot;author&quot;:[{&quot;family&quot;:&quot;Swamilingappa Harakannanavar&quot;,&quot;given&quot;:&quot;Sunil&quot;,&quot;parse-names&quot;:false,&quot;dropping-particle&quot;:&quot;&quot;,&quot;non-dropping-particle&quot;:&quot;&quot;},{&quot;family&quot;:&quot;Prashanth&quot;,&quot;given&quot;:&quot;C R&quot;,&quot;parse-names&quot;:false,&quot;dropping-particle&quot;:&quot;&quot;,&quot;non-dropping-particle&quot;:&quot;&quot;},{&quot;family&quot;:&quot;Kanabur&quot;,&quot;given&quot;:&quot;Vidyashree&quot;,&quot;parse-names&quot;:false,&quot;dropping-particle&quot;:&quot;&quot;,&quot;non-dropping-particle&quot;:&quot;&quot;},{&quot;family&quot;:&quot;Puranikmath&quot;,&quot;given&quot;:&quot;Veena I&quot;,&quot;parse-names&quot;:false,&quot;dropping-particle&quot;:&quot;&quot;,&quot;non-dropping-particle&quot;:&quot;&quot;},{&quot;family&quot;:&quot;Raja&quot;,&quot;given&quot;:&quot;K B&quot;,&quot;parse-names&quot;:false,&quot;dropping-particle&quot;:&quot;&quot;,&quot;non-dropping-particle&quot;:&quot;&quot;}],&quot;container-title&quot;:&quot;Asian Journal of Electrical Sciences&quot;,&quot;URL&quot;:&quot;www.trp.org.in&quot;,&quot;issued&quot;:{&quot;date-parts&quot;:[[2019]]},&quot;number-of-pages&quot;:&quot;25-35&quot;,&quot;abstract&quot;:&quot;In recent years biometric identification of persons has gained major importance in the world from its applications, such as border security, access control and forensic. Iris recognition is one of the most booming biometric modalities. Due to its unique character as a biometric feature, iris identification and verification systems have become one of the most accurate biometric modality. In this paper, the different steps to recognize an iris image which includes acquisition, segmentation, normalization, feature extraction and matching are discussed. The performance of the iris recognition system depends on segmentation and normalization techniques adopted before extracting the iris features. It also provides an extensive review of the significant methods of iris recognition systems. In addition to this, the challenges and achievements of the iris are presented.&quot;,&quot;issue&quot;:&quot;1&quot;,&quot;volume&quot;:&quot;8&quot;,&quot;container-title-short&quot;:&quot;&quot;},&quot;isTemporary&quot;:false},{&quot;id&quot;:&quot;00735d2a-c5ed-3cf6-b4c3-2401860a9b55&quot;,&quot;itemData&quot;:{&quot;type&quot;:&quot;chapter&quot;,&quot;id&quot;:&quot;00735d2a-c5ed-3cf6-b4c3-2401860a9b55&quot;,&quot;title&quot;:&quot;Research Design and Methodology&quot;,&quot;author&quot;:[{&quot;family&quot;:&quot;Jilcha Sileyew&quot;,&quot;given&quot;:&quot;Kassu&quot;,&quot;parse-names&quot;:false,&quot;dropping-particle&quot;:&quot;&quot;,&quot;non-dropping-particle&quot;:&quot;&quot;}],&quot;container-title&quot;:&quot;Cyberspace&quot;,&quot;DOI&quot;:&quot;10.5772/intechopen.85731&quot;,&quot;issued&quot;:{&quot;date-parts&quot;:[[2020,6,17]]},&quot;publisher&quot;:&quot;IntechOpen&quot;,&quot;container-title-short&quot;:&quot;&quot;},&quot;isTemporary&quot;:false},{&quot;id&quot;:&quot;c71a0c4a-fd0e-36e8-9d8c-c42d3d989679&quot;,&quot;itemData&quot;:{&quot;type&quot;:&quot;webpage&quot;,&quot;id&quot;:&quot;c71a0c4a-fd0e-36e8-9d8c-c42d3d989679&quot;,&quot;title&quot;:&quot;Data Science Process Alliance&quot;,&quot;author&quot;:[{&quot;family&quot;:&quot;Nick Hotz&quot;,&quot;given&quot;:&quot;&quot;,&quot;parse-names&quot;:false,&quot;dropping-particle&quot;:&quot;&quot;,&quot;non-dropping-particle&quot;:&quot;&quot;}],&quot;accessed&quot;:{&quot;date-parts&quot;:[[2023,11,25]]},&quot;URL&quot;:&quot;https://www.datascience-pm.com/crisp-dm-2/&quot;,&quot;issued&quot;:{&quot;date-parts&quot;:[[2023]]},&quot;container-title-short&quot;:&quot;&quot;},&quot;isTemporary&quot;:false},{&quot;id&quot;:&quot;79dde6ff-29ba-3f5e-a01b-122339a6a8a5&quot;,&quot;itemData&quot;:{&quot;type&quot;:&quot;article-journal&quot;,&quot;id&quot;:&quot;79dde6ff-29ba-3f5e-a01b-122339a6a8a5&quot;,&quot;title&quot;:&quot;Data Mining Methodology for Engineering Applications (DMME)—A Holistic Extension to the CRISP-DM Model&quot;,&quot;author&quot;:[{&quot;family&quot;:&quot;Hajo Wiemer&quot;,&quot;given&quot;:&quot;&quot;,&quot;parse-names&quot;:false,&quot;dropping-particle&quot;:&quot;&quot;,&quot;non-dropping-particle&quot;:&quot;&quot;},{&quot;family&quot;:&quot;Lucas Drowatzky&quot;,&quot;given&quot;:&quot;&quot;,&quot;parse-names&quot;:false,&quot;dropping-particle&quot;:&quot;&quot;,&quot;non-dropping-particle&quot;:&quot;&quot;},{&quot;family&quot;:&quot;Steffen Ihlenfeldt&quot;,&quot;given&quot;:&quot;&quot;,&quot;parse-names&quot;:false,&quot;dropping-particle&quot;:&quot;&quot;,&quot;non-dropping-particle&quot;:&quot;&quot;}],&quot;container-title-short&quot;:&quot;&quot;},&quot;isTemporary&quot;:false}]}]"/>
+    <we:property name="MENDELEY_CITATIONS_STYLE" value="{&quot;id&quot;:&quot;https://www.zotero.org/styles/harvard-cite-them-right&quot;,&quot;title&quot;:&quot;Cite Them Right 12th edition - Harvard&quot;,&quot;format&quot;:&quot;author-date&quot;,&quot;defaultLocale&quot;:&quot;en-GB&quot;,&quot;isLocaleCodeValid&quot;:true}"/>
+    <we:property name="MENDELEY_CITATIONS_LOCALE_CODE" value="&quot;en-GB&quot;"/>
+  </we:properties>
+  <we:bindings/>
+  <we:snapshot xmlns:r="http://schemas.openxmlformats.org/officeDocument/2006/relationships"/>
+</we:webextension>
+</file>
+
+<file path=customXml/item1.xml><?xml version="1.0" encoding="utf-8"?>
+<b:Sources xmlns:b="http://schemas.openxmlformats.org/officeDocument/2006/bibliography" xmlns="http://schemas.openxmlformats.org/officeDocument/2006/bibliography" SelectedStyle="\APASixthEditionOfficeOnline.xsl" StyleName="APA" Version="6"/>
+</file>
+
+<file path=customXml/itemProps1.xml><?xml version="1.0" encoding="utf-8"?>
+<ds:datastoreItem xmlns:ds="http://schemas.openxmlformats.org/officeDocument/2006/customXml" ds:itemID="{1582839A-398D-48B2-A75B-7694A05087AA}">
+  <ds:schemaRefs>
+    <ds:schemaRef ds:uri="http://schemas.openxmlformats.org/officeDocument/2006/bibliography"/>
+  </ds:schemaRefs>
+</ds:datastoreItem>
 </file>